--- a/Tesla.docx
+++ b/Tesla.docx
@@ -134,7 +134,7 @@
           <w:sz w:val="40"/>
           <w:szCs w:val="40"/>
         </w:rPr>
-        <w:t>COURSE CODE: SD 177</w:t>
+        <w:t xml:space="preserve">PROJECT WORK REPORT </w:t>
       </w:r>
     </w:p>
     <w:p>
@@ -148,7 +148,10 @@
           <w:szCs w:val="40"/>
         </w:rPr>
       </w:pPr>
-      <w:r>
+    </w:p>
+    <w:p>
+      <w:pPr>
+        <w:jc w:val="center"/>
         <w:rPr>
           <w:rFonts w:ascii="Times New Roman" w:hAnsi="Times New Roman" w:cs="Times New Roman"/>
           <w:b/>
@@ -156,12 +159,8 @@
           <w:sz w:val="40"/>
           <w:szCs w:val="40"/>
         </w:rPr>
-        <w:t xml:space="preserve">PROJECT WORK REPORT </w:t>
-      </w:r>
-    </w:p>
-    <w:p>
-      <w:pPr>
-        <w:jc w:val="center"/>
+      </w:pPr>
+      <w:r>
         <w:rPr>
           <w:rFonts w:ascii="Times New Roman" w:hAnsi="Times New Roman" w:cs="Times New Roman"/>
           <w:b/>
@@ -169,7 +168,8 @@
           <w:sz w:val="40"/>
           <w:szCs w:val="40"/>
         </w:rPr>
-      </w:pPr>
+        <w:t>DEPARTMENT: MATHEMATICAL SCIENCES</w:t>
+      </w:r>
     </w:p>
     <w:p>
       <w:pPr>
@@ -190,7 +190,7 @@
           <w:sz w:val="40"/>
           <w:szCs w:val="40"/>
         </w:rPr>
-        <w:t>DEPARTMENT: MATHEMATICAL SCIENCES</w:t>
+        <w:t>PROGRAM: STATISTICAL DATA SCIENCE</w:t>
       </w:r>
     </w:p>
     <w:p>
@@ -212,7 +212,7 @@
           <w:sz w:val="40"/>
           <w:szCs w:val="40"/>
         </w:rPr>
-        <w:t>PROGRAM: STATISTICAL DATA SCIENCE</w:t>
+        <w:t>ACADEMIC YEAR: 2025/2026</w:t>
       </w:r>
     </w:p>
     <w:p>
@@ -234,30 +234,26 @@
           <w:sz w:val="40"/>
           <w:szCs w:val="40"/>
         </w:rPr>
-        <w:t>ACADEMIC YEAR: 2025/2026</w:t>
-      </w:r>
-    </w:p>
-    <w:p>
-      <w:pPr>
-        <w:jc w:val="center"/>
+        <w:t>SEMESTER: SEMESTER 1</w:t>
+      </w:r>
+    </w:p>
+    <w:p>
+      <w:pPr>
         <w:rPr>
           <w:rFonts w:ascii="Times New Roman" w:hAnsi="Times New Roman" w:cs="Times New Roman"/>
           <w:b/>
           <w:bCs/>
-          <w:sz w:val="40"/>
-          <w:szCs w:val="40"/>
-        </w:rPr>
-      </w:pPr>
-      <w:r>
+        </w:rPr>
+      </w:pPr>
+    </w:p>
+    <w:p>
+      <w:pPr>
         <w:rPr>
           <w:rFonts w:ascii="Times New Roman" w:hAnsi="Times New Roman" w:cs="Times New Roman"/>
           <w:b/>
           <w:bCs/>
-          <w:sz w:val="40"/>
-          <w:szCs w:val="40"/>
-        </w:rPr>
-        <w:t>SEMESTER: SEMESTER 1</w:t>
-      </w:r>
+        </w:rPr>
+      </w:pPr>
     </w:p>
     <w:p>
       <w:pPr>
@@ -275,466 +271,6 @@
           <w:b/>
           <w:bCs/>
         </w:rPr>
-      </w:pPr>
-    </w:p>
-    <w:p>
-      <w:pPr>
-        <w:rPr>
-          <w:rFonts w:ascii="Times New Roman" w:hAnsi="Times New Roman" w:cs="Times New Roman"/>
-          <w:b/>
-          <w:bCs/>
-        </w:rPr>
-      </w:pPr>
-    </w:p>
-    <w:p>
-      <w:pPr>
-        <w:rPr>
-          <w:rFonts w:ascii="Times New Roman" w:hAnsi="Times New Roman" w:cs="Times New Roman"/>
-          <w:b/>
-          <w:bCs/>
-        </w:rPr>
-      </w:pPr>
-    </w:p>
-    <w:p>
-      <w:pPr>
-        <w:rPr>
-          <w:rFonts w:ascii="Times New Roman" w:hAnsi="Times New Roman" w:cs="Times New Roman"/>
-          <w:b/>
-          <w:bCs/>
-        </w:rPr>
-      </w:pPr>
-    </w:p>
-    <w:p>
-      <w:pPr>
-        <w:rPr>
-          <w:rFonts w:ascii="Times New Roman" w:hAnsi="Times New Roman" w:cs="Times New Roman"/>
-          <w:b/>
-          <w:bCs/>
-        </w:rPr>
-      </w:pPr>
-    </w:p>
-    <w:p>
-      <w:pPr>
-        <w:rPr>
-          <w:rFonts w:ascii="Times New Roman" w:hAnsi="Times New Roman" w:cs="Times New Roman"/>
-          <w:b/>
-          <w:bCs/>
-        </w:rPr>
-      </w:pPr>
-    </w:p>
-    <w:p>
-      <w:pPr>
-        <w:spacing w:after="80"/>
-        <w:rPr>
-          <w:rFonts w:ascii="Times New Roman" w:hAnsi="Times New Roman" w:cs="Times New Roman"/>
-          <w:b/>
-          <w:bCs/>
-          <w:sz w:val="30"/>
-          <w:szCs w:val="30"/>
-        </w:rPr>
-      </w:pPr>
-      <w:r>
-        <w:rPr>
-          <w:rFonts w:ascii="Times New Roman" w:hAnsi="Times New Roman" w:cs="Times New Roman"/>
-          <w:b/>
-          <w:bCs/>
-          <w:sz w:val="30"/>
-          <w:szCs w:val="30"/>
-        </w:rPr>
-        <w:t>SUBMITTED BY:</w:t>
-      </w:r>
-      <w:r>
-        <w:rPr>
-          <w:rFonts w:ascii="Times New Roman" w:hAnsi="Times New Roman" w:cs="Times New Roman"/>
-          <w:sz w:val="30"/>
-          <w:szCs w:val="30"/>
-        </w:rPr>
-        <w:t xml:space="preserve"> </w:t>
-      </w:r>
-      <w:r>
-        <w:rPr>
-          <w:rFonts w:ascii="Times New Roman" w:hAnsi="Times New Roman" w:cs="Times New Roman"/>
-          <w:b/>
-          <w:bCs/>
-          <w:sz w:val="30"/>
-          <w:szCs w:val="30"/>
-        </w:rPr>
-        <w:t>GROUP 4</w:t>
-      </w:r>
-    </w:p>
-    <w:p>
-      <w:pPr>
-        <w:spacing w:after="80"/>
-        <w:rPr>
-          <w:rFonts w:ascii="Times New Roman" w:hAnsi="Times New Roman" w:cs="Times New Roman"/>
-          <w:b/>
-          <w:bCs/>
-          <w:sz w:val="30"/>
-          <w:szCs w:val="30"/>
-        </w:rPr>
-      </w:pPr>
-      <w:r>
-        <w:rPr>
-          <w:rFonts w:ascii="Times New Roman" w:hAnsi="Times New Roman" w:cs="Times New Roman"/>
-          <w:b/>
-          <w:bCs/>
-          <w:sz w:val="30"/>
-          <w:szCs w:val="30"/>
-        </w:rPr>
-        <w:t>GROUP MEMBERS:</w:t>
-      </w:r>
-    </w:p>
-    <w:p>
-      <w:pPr>
-        <w:pStyle w:val="ListParagraph"/>
-        <w:numPr>
-          <w:ilvl w:val="0"/>
-          <w:numId w:val="1"/>
-        </w:numPr>
-        <w:spacing w:after="80" w:line="264" w:lineRule="auto"/>
-        <w:rPr>
-          <w:rFonts w:ascii="Times New Roman" w:hAnsi="Times New Roman" w:cs="Times New Roman"/>
-          <w:b/>
-          <w:bCs/>
-          <w:sz w:val="30"/>
-          <w:szCs w:val="30"/>
-        </w:rPr>
-      </w:pPr>
-      <w:r>
-        <w:rPr>
-          <w:rFonts w:ascii="Times New Roman" w:hAnsi="Times New Roman" w:cs="Times New Roman"/>
-          <w:b/>
-          <w:bCs/>
-          <w:sz w:val="30"/>
-          <w:szCs w:val="30"/>
-        </w:rPr>
-        <w:t>ASAARE FUSEINI NAABA - FCM.41.023.024.25</w:t>
-      </w:r>
-    </w:p>
-    <w:p>
-      <w:pPr>
-        <w:pStyle w:val="ListParagraph"/>
-        <w:numPr>
-          <w:ilvl w:val="0"/>
-          <w:numId w:val="1"/>
-        </w:numPr>
-        <w:spacing w:after="80" w:line="264" w:lineRule="auto"/>
-        <w:rPr>
-          <w:rFonts w:ascii="Times New Roman" w:hAnsi="Times New Roman" w:cs="Times New Roman"/>
-          <w:b/>
-          <w:bCs/>
-          <w:sz w:val="30"/>
-          <w:szCs w:val="30"/>
-        </w:rPr>
-      </w:pPr>
-      <w:r>
-        <w:rPr>
-          <w:rFonts w:ascii="Times New Roman" w:hAnsi="Times New Roman" w:cs="Times New Roman"/>
-          <w:b/>
-          <w:bCs/>
-          <w:sz w:val="30"/>
-          <w:szCs w:val="30"/>
-        </w:rPr>
-        <w:t>BENYAH LORINDA - FCM.41.023.033.25</w:t>
-      </w:r>
-    </w:p>
-    <w:p>
-      <w:pPr>
-        <w:pStyle w:val="ListParagraph"/>
-        <w:numPr>
-          <w:ilvl w:val="0"/>
-          <w:numId w:val="1"/>
-        </w:numPr>
-        <w:spacing w:after="80" w:line="264" w:lineRule="auto"/>
-        <w:rPr>
-          <w:rFonts w:ascii="Times New Roman" w:hAnsi="Times New Roman" w:cs="Times New Roman"/>
-          <w:b/>
-          <w:bCs/>
-          <w:sz w:val="30"/>
-          <w:szCs w:val="30"/>
-        </w:rPr>
-      </w:pPr>
-      <w:r>
-        <w:rPr>
-          <w:rFonts w:ascii="Times New Roman" w:hAnsi="Times New Roman" w:cs="Times New Roman"/>
-          <w:b/>
-          <w:bCs/>
-          <w:sz w:val="30"/>
-          <w:szCs w:val="30"/>
-        </w:rPr>
-        <w:t>NKUAH GEOFFREY - FCM.41.023.055.25</w:t>
-      </w:r>
-    </w:p>
-    <w:p>
-      <w:pPr>
-        <w:pStyle w:val="ListParagraph"/>
-        <w:numPr>
-          <w:ilvl w:val="0"/>
-          <w:numId w:val="1"/>
-        </w:numPr>
-        <w:spacing w:after="80" w:line="264" w:lineRule="auto"/>
-        <w:rPr>
-          <w:rFonts w:ascii="Times New Roman" w:hAnsi="Times New Roman" w:cs="Times New Roman"/>
-          <w:b/>
-          <w:bCs/>
-          <w:sz w:val="30"/>
-          <w:szCs w:val="30"/>
-        </w:rPr>
-      </w:pPr>
-      <w:r>
-        <w:rPr>
-          <w:rFonts w:ascii="Times New Roman" w:hAnsi="Times New Roman" w:cs="Times New Roman"/>
-          <w:b/>
-          <w:bCs/>
-          <w:sz w:val="30"/>
-          <w:szCs w:val="30"/>
-        </w:rPr>
-        <w:t>TETTEY KWAME FRANCIS - FCM.41.023.070.25</w:t>
-      </w:r>
-    </w:p>
-    <w:p>
-      <w:pPr>
-        <w:pStyle w:val="ListParagraph"/>
-        <w:numPr>
-          <w:ilvl w:val="0"/>
-          <w:numId w:val="1"/>
-        </w:numPr>
-        <w:spacing w:after="80" w:line="264" w:lineRule="auto"/>
-        <w:rPr>
-          <w:rFonts w:ascii="Times New Roman" w:hAnsi="Times New Roman" w:cs="Times New Roman"/>
-          <w:b/>
-          <w:bCs/>
-          <w:sz w:val="30"/>
-          <w:szCs w:val="30"/>
-        </w:rPr>
-      </w:pPr>
-      <w:r>
-        <w:rPr>
-          <w:rFonts w:ascii="Times New Roman" w:hAnsi="Times New Roman" w:cs="Times New Roman"/>
-          <w:b/>
-          <w:bCs/>
-          <w:sz w:val="30"/>
-          <w:szCs w:val="30"/>
-        </w:rPr>
-        <w:t>ACHEAMFOUR FRANKLIN WIREKO-ROOSEVELT - FCM.41.023.003.25</w:t>
-      </w:r>
-    </w:p>
-    <w:p>
-      <w:pPr>
-        <w:pStyle w:val="ListParagraph"/>
-        <w:numPr>
-          <w:ilvl w:val="0"/>
-          <w:numId w:val="1"/>
-        </w:numPr>
-        <w:spacing w:after="80" w:line="264" w:lineRule="auto"/>
-        <w:rPr>
-          <w:rFonts w:ascii="Times New Roman" w:hAnsi="Times New Roman" w:cs="Times New Roman"/>
-          <w:b/>
-          <w:bCs/>
-          <w:sz w:val="30"/>
-          <w:szCs w:val="30"/>
-        </w:rPr>
-      </w:pPr>
-      <w:r>
-        <w:rPr>
-          <w:rFonts w:ascii="Times New Roman" w:hAnsi="Times New Roman" w:cs="Times New Roman"/>
-          <w:b/>
-          <w:bCs/>
-          <w:sz w:val="30"/>
-          <w:szCs w:val="30"/>
-        </w:rPr>
-        <w:t>ARTHUR ISAAC - FCM.41.023.023.25</w:t>
-      </w:r>
-    </w:p>
-    <w:p>
-      <w:pPr>
-        <w:pStyle w:val="ListParagraph"/>
-        <w:numPr>
-          <w:ilvl w:val="0"/>
-          <w:numId w:val="1"/>
-        </w:numPr>
-        <w:spacing w:after="80" w:line="264" w:lineRule="auto"/>
-        <w:rPr>
-          <w:rFonts w:ascii="Times New Roman" w:hAnsi="Times New Roman" w:cs="Times New Roman"/>
-          <w:b/>
-          <w:bCs/>
-          <w:sz w:val="30"/>
-          <w:szCs w:val="30"/>
-        </w:rPr>
-      </w:pPr>
-      <w:r>
-        <w:rPr>
-          <w:rFonts w:ascii="Times New Roman" w:hAnsi="Times New Roman" w:cs="Times New Roman"/>
-          <w:b/>
-          <w:bCs/>
-          <w:sz w:val="30"/>
-          <w:szCs w:val="30"/>
-        </w:rPr>
-        <w:t>KYEREMAA LOVIA - FCM.41.023.048.25</w:t>
-      </w:r>
-    </w:p>
-    <w:p>
-      <w:pPr>
-        <w:spacing w:after="80"/>
-        <w:rPr>
-          <w:rFonts w:ascii="Times New Roman" w:hAnsi="Times New Roman" w:cs="Times New Roman"/>
-        </w:rPr>
-      </w:pPr>
-    </w:p>
-    <w:p>
-      <w:pPr>
-        <w:spacing w:after="80"/>
-        <w:rPr>
-          <w:rFonts w:ascii="Times New Roman" w:hAnsi="Times New Roman" w:cs="Times New Roman"/>
-        </w:rPr>
-      </w:pPr>
-    </w:p>
-    <w:p>
-      <w:pPr>
-        <w:spacing w:after="80"/>
-        <w:rPr>
-          <w:rFonts w:ascii="Times New Roman" w:hAnsi="Times New Roman" w:cs="Times New Roman"/>
-        </w:rPr>
-      </w:pPr>
-    </w:p>
-    <w:p>
-      <w:pPr>
-        <w:spacing w:after="80"/>
-        <w:rPr>
-          <w:rFonts w:ascii="Times New Roman" w:hAnsi="Times New Roman" w:cs="Times New Roman"/>
-        </w:rPr>
-      </w:pPr>
-    </w:p>
-    <w:p>
-      <w:pPr>
-        <w:spacing w:after="80"/>
-        <w:rPr>
-          <w:rFonts w:ascii="Times New Roman" w:hAnsi="Times New Roman" w:cs="Times New Roman"/>
-        </w:rPr>
-      </w:pPr>
-    </w:p>
-    <w:p>
-      <w:pPr>
-        <w:spacing w:after="80"/>
-        <w:rPr>
-          <w:rFonts w:ascii="Times New Roman" w:hAnsi="Times New Roman" w:cs="Times New Roman"/>
-        </w:rPr>
-      </w:pPr>
-    </w:p>
-    <w:p>
-      <w:pPr>
-        <w:spacing w:after="80"/>
-        <w:rPr>
-          <w:rFonts w:ascii="Times New Roman" w:hAnsi="Times New Roman" w:cs="Times New Roman"/>
-        </w:rPr>
-      </w:pPr>
-    </w:p>
-    <w:p>
-      <w:pPr>
-        <w:spacing w:after="80"/>
-        <w:rPr>
-          <w:rFonts w:ascii="Times New Roman" w:hAnsi="Times New Roman" w:cs="Times New Roman"/>
-        </w:rPr>
-      </w:pPr>
-    </w:p>
-    <w:p>
-      <w:pPr>
-        <w:spacing w:after="80"/>
-        <w:rPr>
-          <w:rFonts w:ascii="Times New Roman" w:hAnsi="Times New Roman" w:cs="Times New Roman"/>
-        </w:rPr>
-      </w:pPr>
-    </w:p>
-    <w:p>
-      <w:pPr>
-        <w:spacing w:after="80"/>
-        <w:rPr>
-          <w:rFonts w:ascii="Times New Roman" w:hAnsi="Times New Roman" w:cs="Times New Roman"/>
-        </w:rPr>
-      </w:pPr>
-    </w:p>
-    <w:p>
-      <w:pPr>
-        <w:jc w:val="right"/>
-        <w:rPr>
-          <w:rFonts w:ascii="Times New Roman" w:hAnsi="Times New Roman" w:cs="Times New Roman"/>
-          <w:b/>
-          <w:bCs/>
-        </w:rPr>
-      </w:pPr>
-    </w:p>
-    <w:p>
-      <w:pPr>
-        <w:jc w:val="right"/>
-        <w:rPr>
-          <w:rFonts w:ascii="Times New Roman" w:hAnsi="Times New Roman" w:cs="Times New Roman"/>
-          <w:sz w:val="30"/>
-          <w:szCs w:val="30"/>
-        </w:rPr>
-      </w:pPr>
-      <w:r>
-        <w:rPr>
-          <w:rFonts w:ascii="Times New Roman" w:hAnsi="Times New Roman" w:cs="Times New Roman"/>
-          <w:b/>
-          <w:bCs/>
-          <w:sz w:val="30"/>
-          <w:szCs w:val="30"/>
-        </w:rPr>
-        <w:t>COURSE INSTRUCTOR:</w:t>
-      </w:r>
-    </w:p>
-    <w:p>
-      <w:pPr>
-        <w:jc w:val="right"/>
-        <w:rPr>
-          <w:rFonts w:ascii="Times New Roman" w:hAnsi="Times New Roman" w:cs="Times New Roman"/>
-          <w:b/>
-          <w:bCs/>
-          <w:sz w:val="30"/>
-          <w:szCs w:val="30"/>
-        </w:rPr>
-      </w:pPr>
-      <w:r>
-        <w:rPr>
-          <w:rFonts w:ascii="Times New Roman" w:hAnsi="Times New Roman" w:cs="Times New Roman"/>
-          <w:b/>
-          <w:bCs/>
-          <w:sz w:val="30"/>
-          <w:szCs w:val="30"/>
-        </w:rPr>
-        <w:t>DR. HAMIDU ABDEL-FATAO</w:t>
-      </w:r>
-    </w:p>
-    <w:p>
-      <w:pPr>
-        <w:jc w:val="right"/>
-        <w:rPr>
-          <w:rFonts w:ascii="Times New Roman" w:hAnsi="Times New Roman" w:cs="Times New Roman"/>
-          <w:sz w:val="30"/>
-          <w:szCs w:val="30"/>
-        </w:rPr>
-      </w:pPr>
-    </w:p>
-    <w:p>
-      <w:pPr>
-        <w:rPr>
-          <w:rFonts w:ascii="Times New Roman" w:hAnsi="Times New Roman" w:cs="Times New Roman"/>
-        </w:rPr>
-      </w:pPr>
-    </w:p>
-    <w:p>
-      <w:pPr>
-        <w:rPr>
-          <w:rFonts w:ascii="Times New Roman" w:hAnsi="Times New Roman" w:cs="Times New Roman"/>
-        </w:rPr>
-        <w:sectPr>
-          <w:footerReference w:type="default" r:id="rId9"/>
-          <w:pgSz w:w="12240" w:h="15840"/>
-          <w:pgMar w:top="1440" w:right="1440" w:bottom="1440" w:left="1440" w:header="720" w:footer="720" w:gutter="0"/>
-          <w:pgNumType w:fmt="lowerRoman" w:start="1"/>
-          <w:cols w:space="720"/>
-          <w:docGrid w:linePitch="360"/>
-        </w:sectPr>
       </w:pPr>
     </w:p>
     <w:p>
@@ -747,7 +283,7 @@
           <w:color w:val="auto"/>
         </w:rPr>
       </w:pPr>
-      <w:bookmarkStart w:id="0" w:name="_Toc227192205"/>
+      <w:bookmarkStart w:id="0" w:name="_Toc227192206"/>
       <w:r>
         <w:rPr>
           <w:rFonts w:ascii="Times New Roman" w:hAnsi="Times New Roman" w:cs="Times New Roman"/>
@@ -756,7 +292,7 @@
           <w:color w:val="auto"/>
         </w:rPr>
         <w:lastRenderedPageBreak/>
-        <w:t>DECLARATION</w:t>
+        <w:t>ABSTRACT</w:t>
       </w:r>
       <w:bookmarkEnd w:id="0"/>
     </w:p>
@@ -770,320 +306,106 @@
         <w:rPr>
           <w:rFonts w:ascii="Times New Roman" w:hAnsi="Times New Roman" w:cs="Times New Roman"/>
         </w:rPr>
-        <w:t xml:space="preserve">We hereby declare that this project work entitled </w:t>
-      </w:r>
-      <w:r>
-        <w:rPr>
-          <w:rFonts w:ascii="Times New Roman" w:hAnsi="Times New Roman" w:cs="Times New Roman"/>
-          <w:i/>
-          <w:iCs/>
-        </w:rPr>
-        <w:t>“Time Series Forecasting of Tesla Stock Prices Using Machine Learning”</w:t>
-      </w:r>
-      <w:r>
-        <w:rPr>
-          <w:rFonts w:ascii="Times New Roman" w:hAnsi="Times New Roman" w:cs="Times New Roman"/>
-        </w:rPr>
-        <w:t xml:space="preserve"> is the result of our own original research work and effort.</w:t>
-      </w:r>
-    </w:p>
-    <w:p>
-      <w:pPr>
-        <w:rPr>
-          <w:rFonts w:ascii="Times New Roman" w:hAnsi="Times New Roman" w:cs="Times New Roman"/>
-        </w:rPr>
-      </w:pPr>
-      <w:r>
-        <w:rPr>
-          <w:rFonts w:ascii="Times New Roman" w:hAnsi="Times New Roman" w:cs="Times New Roman"/>
-        </w:rPr>
-        <w:t xml:space="preserve">This report </w:t>
-      </w:r>
-      <w:proofErr w:type="gramStart"/>
-      <w:r>
-        <w:rPr>
-          <w:rFonts w:ascii="Times New Roman" w:hAnsi="Times New Roman" w:cs="Times New Roman"/>
-        </w:rPr>
-        <w:t>is submitted</w:t>
-      </w:r>
-      <w:proofErr w:type="gramEnd"/>
-      <w:r>
-        <w:rPr>
-          <w:rFonts w:ascii="Times New Roman" w:hAnsi="Times New Roman" w:cs="Times New Roman"/>
-        </w:rPr>
-        <w:t xml:space="preserve"> in partial fulfilment of the </w:t>
-      </w:r>
-      <w:r>
-        <w:rPr>
-          <w:rFonts w:ascii="Times New Roman" w:hAnsi="Times New Roman" w:cs="Times New Roman"/>
-        </w:rPr>
-        <w:t>end of semester examination</w:t>
-      </w:r>
-      <w:r>
-        <w:rPr>
-          <w:rFonts w:ascii="Times New Roman" w:hAnsi="Times New Roman" w:cs="Times New Roman"/>
-        </w:rPr>
-        <w:t xml:space="preserve"> at the University of Mines and Technology, Tarkwa. We confirm that this work has not </w:t>
-      </w:r>
-      <w:proofErr w:type="gramStart"/>
-      <w:r>
-        <w:rPr>
-          <w:rFonts w:ascii="Times New Roman" w:hAnsi="Times New Roman" w:cs="Times New Roman"/>
-        </w:rPr>
-        <w:t>been previously submitted</w:t>
-      </w:r>
-      <w:proofErr w:type="gramEnd"/>
-      <w:r>
-        <w:rPr>
-          <w:rFonts w:ascii="Times New Roman" w:hAnsi="Times New Roman" w:cs="Times New Roman"/>
-        </w:rPr>
-        <w:t xml:space="preserve"> by any other group.</w:t>
-      </w:r>
-    </w:p>
-    <w:p>
-      <w:pPr>
-        <w:rPr>
-          <w:rFonts w:ascii="Times New Roman" w:hAnsi="Times New Roman" w:cs="Times New Roman"/>
-        </w:rPr>
-      </w:pPr>
-      <w:r>
-        <w:rPr>
-          <w:rFonts w:ascii="Times New Roman" w:hAnsi="Times New Roman" w:cs="Times New Roman"/>
-        </w:rPr>
-        <w:t xml:space="preserve">All sources of information used in this project have </w:t>
-      </w:r>
-      <w:proofErr w:type="gramStart"/>
-      <w:r>
-        <w:rPr>
-          <w:rFonts w:ascii="Times New Roman" w:hAnsi="Times New Roman" w:cs="Times New Roman"/>
-        </w:rPr>
-        <w:t>been duly acknowledged</w:t>
-      </w:r>
-      <w:proofErr w:type="gramEnd"/>
-      <w:r>
-        <w:rPr>
-          <w:rFonts w:ascii="Times New Roman" w:hAnsi="Times New Roman" w:cs="Times New Roman"/>
-        </w:rPr>
-        <w:t xml:space="preserve"> and referenced in accordance with academic standards.</w:t>
-      </w:r>
-    </w:p>
-    <w:p>
-      <w:pPr>
-        <w:rPr>
-          <w:rFonts w:ascii="Times New Roman" w:hAnsi="Times New Roman" w:cs="Times New Roman"/>
-        </w:rPr>
-      </w:pPr>
-      <w:r>
-        <w:rPr>
-          <w:rFonts w:ascii="Times New Roman" w:hAnsi="Times New Roman" w:cs="Times New Roman"/>
-          <w:b/>
-          <w:bCs/>
-        </w:rPr>
-        <w:t>Signatures of Group Members:</w:t>
-      </w:r>
-    </w:p>
-    <w:p>
-      <w:pPr>
-        <w:rPr>
-          <w:rFonts w:ascii="Times New Roman" w:hAnsi="Times New Roman" w:cs="Times New Roman"/>
-        </w:rPr>
-      </w:pPr>
-      <w:r>
-        <w:rPr>
-          <w:rFonts w:ascii="Times New Roman" w:hAnsi="Times New Roman" w:cs="Times New Roman"/>
-        </w:rPr>
-        <w:t>………………………………….</w:t>
-      </w:r>
-    </w:p>
-    <w:p>
-      <w:pPr>
-        <w:rPr>
-          <w:rFonts w:ascii="Times New Roman" w:hAnsi="Times New Roman" w:cs="Times New Roman"/>
-        </w:rPr>
-      </w:pPr>
-      <w:r>
-        <w:rPr>
-          <w:rFonts w:ascii="Times New Roman" w:hAnsi="Times New Roman" w:cs="Times New Roman"/>
-        </w:rPr>
-        <w:t>ASAARE FUSEINI NAABA</w:t>
-      </w:r>
-    </w:p>
-    <w:p>
-      <w:pPr>
-        <w:rPr>
-          <w:rFonts w:ascii="Times New Roman" w:hAnsi="Times New Roman" w:cs="Times New Roman"/>
-        </w:rPr>
-      </w:pPr>
-      <w:r>
-        <w:rPr>
-          <w:rFonts w:ascii="Times New Roman" w:hAnsi="Times New Roman" w:cs="Times New Roman"/>
-        </w:rPr>
-        <w:t>………………………………….</w:t>
-      </w:r>
-    </w:p>
-    <w:p>
-      <w:pPr>
-        <w:rPr>
-          <w:rFonts w:ascii="Times New Roman" w:hAnsi="Times New Roman" w:cs="Times New Roman"/>
-        </w:rPr>
-      </w:pPr>
-      <w:r>
-        <w:rPr>
-          <w:rFonts w:ascii="Times New Roman" w:hAnsi="Times New Roman" w:cs="Times New Roman"/>
-        </w:rPr>
-        <w:t>BENYAH LORINDA</w:t>
-      </w:r>
-    </w:p>
-    <w:p>
-      <w:pPr>
-        <w:rPr>
-          <w:rFonts w:ascii="Times New Roman" w:hAnsi="Times New Roman" w:cs="Times New Roman"/>
-        </w:rPr>
-      </w:pPr>
-      <w:r>
-        <w:rPr>
-          <w:rFonts w:ascii="Times New Roman" w:hAnsi="Times New Roman" w:cs="Times New Roman"/>
-        </w:rPr>
-        <w:t>………………………………….</w:t>
-      </w:r>
-    </w:p>
-    <w:p>
-      <w:pPr>
-        <w:rPr>
-          <w:rFonts w:ascii="Times New Roman" w:hAnsi="Times New Roman" w:cs="Times New Roman"/>
-        </w:rPr>
-      </w:pPr>
-      <w:r>
-        <w:rPr>
-          <w:rFonts w:ascii="Times New Roman" w:hAnsi="Times New Roman" w:cs="Times New Roman"/>
-        </w:rPr>
-        <w:t>NKUAH GEOFFREY</w:t>
-      </w:r>
-    </w:p>
-    <w:p>
-      <w:pPr>
-        <w:rPr>
-          <w:rFonts w:ascii="Times New Roman" w:hAnsi="Times New Roman" w:cs="Times New Roman"/>
-        </w:rPr>
-      </w:pPr>
-      <w:r>
-        <w:rPr>
-          <w:rFonts w:ascii="Times New Roman" w:hAnsi="Times New Roman" w:cs="Times New Roman"/>
-        </w:rPr>
-        <w:t>…………………………………</w:t>
-      </w:r>
-    </w:p>
-    <w:p>
-      <w:pPr>
-        <w:rPr>
-          <w:rFonts w:ascii="Times New Roman" w:hAnsi="Times New Roman" w:cs="Times New Roman"/>
-        </w:rPr>
-      </w:pPr>
-      <w:r>
-        <w:rPr>
-          <w:rFonts w:ascii="Times New Roman" w:hAnsi="Times New Roman" w:cs="Times New Roman"/>
-        </w:rPr>
-        <w:t>TETTEY KWAME FRANCIS</w:t>
-      </w:r>
-    </w:p>
-    <w:p>
-      <w:pPr>
-        <w:rPr>
-          <w:rFonts w:ascii="Times New Roman" w:hAnsi="Times New Roman" w:cs="Times New Roman"/>
-        </w:rPr>
-      </w:pPr>
-      <w:r>
-        <w:rPr>
-          <w:rFonts w:ascii="Times New Roman" w:hAnsi="Times New Roman" w:cs="Times New Roman"/>
-        </w:rPr>
-        <w:t>…………………………………</w:t>
-      </w:r>
-    </w:p>
-    <w:p>
-      <w:pPr>
-        <w:rPr>
-          <w:rFonts w:ascii="Times New Roman" w:hAnsi="Times New Roman" w:cs="Times New Roman"/>
-        </w:rPr>
-      </w:pPr>
-      <w:r>
-        <w:rPr>
-          <w:rFonts w:ascii="Times New Roman" w:hAnsi="Times New Roman" w:cs="Times New Roman"/>
-        </w:rPr>
-        <w:t>ACHEAMFOUR FRANKLIN WIREKO-ROOSEVELT</w:t>
-      </w:r>
-    </w:p>
-    <w:p>
-      <w:pPr>
-        <w:rPr>
-          <w:rFonts w:ascii="Times New Roman" w:hAnsi="Times New Roman" w:cs="Times New Roman"/>
-        </w:rPr>
-      </w:pPr>
-      <w:r>
-        <w:rPr>
-          <w:rFonts w:ascii="Times New Roman" w:hAnsi="Times New Roman" w:cs="Times New Roman"/>
-        </w:rPr>
-        <w:t>…………………………………</w:t>
-      </w:r>
-    </w:p>
-    <w:p>
-      <w:pPr>
-        <w:rPr>
-          <w:rFonts w:ascii="Times New Roman" w:hAnsi="Times New Roman" w:cs="Times New Roman"/>
-        </w:rPr>
-      </w:pPr>
-      <w:r>
-        <w:rPr>
-          <w:rFonts w:ascii="Times New Roman" w:hAnsi="Times New Roman" w:cs="Times New Roman"/>
-        </w:rPr>
-        <w:t>ARTHUR ISAAC</w:t>
-      </w:r>
-    </w:p>
-    <w:p>
-      <w:pPr>
-        <w:rPr>
-          <w:rFonts w:ascii="Times New Roman" w:hAnsi="Times New Roman" w:cs="Times New Roman"/>
-        </w:rPr>
-      </w:pPr>
-      <w:r>
-        <w:rPr>
-          <w:rFonts w:ascii="Times New Roman" w:hAnsi="Times New Roman" w:cs="Times New Roman"/>
-        </w:rPr>
-        <w:t>…………………………………</w:t>
-      </w:r>
-    </w:p>
-    <w:p>
-      <w:pPr>
-        <w:rPr>
-          <w:rFonts w:ascii="Times New Roman" w:hAnsi="Times New Roman" w:cs="Times New Roman"/>
-        </w:rPr>
-      </w:pPr>
-      <w:r>
-        <w:rPr>
-          <w:rFonts w:ascii="Times New Roman" w:hAnsi="Times New Roman" w:cs="Times New Roman"/>
-        </w:rPr>
-        <w:t>KYEREMAA LOVIA</w:t>
-      </w:r>
-    </w:p>
-    <w:p>
-      <w:pPr>
-        <w:rPr>
-          <w:rFonts w:ascii="Times New Roman" w:hAnsi="Times New Roman" w:cs="Times New Roman"/>
-        </w:rPr>
-      </w:pPr>
-      <w:r>
-        <w:rPr>
-          <w:rFonts w:ascii="Times New Roman" w:hAnsi="Times New Roman" w:cs="Times New Roman"/>
-          <w:b/>
-          <w:bCs/>
-        </w:rPr>
-        <w:t>Date:</w:t>
-      </w:r>
-      <w:r>
-        <w:rPr>
-          <w:rFonts w:ascii="Times New Roman" w:hAnsi="Times New Roman" w:cs="Times New Roman"/>
-        </w:rPr>
-        <w:t xml:space="preserve"> ___________________________</w:t>
-      </w:r>
+        <w:t>This project focuses on the application of machine learning techniques in forecasting stock prices using time series data. The study uses historical Tesla (TSLA) stock data obtained from Yahoo Finance, covering the period from January 2020 to April 2026. The dataset was preprocessed and transformed into a supervised learning format using feature engineering techniques such as lag variables and rolling statistics. A Random Forest Regressor model was trained and evaluated using Mean Absolute Error (MAE) and Root Mean Squared Error (RMSE). The model demonstrated good performance in capturing general trends but showed limitations in predicting short-term fluctuations. A 30-day forecast was also generated to estimate future price movements. The results indicate that machine learning models can be effective for stock prediction, although external factors not included in the model may affect accuracy.</w:t>
+      </w:r>
+    </w:p>
+    <w:p>
+      <w:pPr>
+        <w:rPr>
+          <w:rFonts w:ascii="Times New Roman" w:hAnsi="Times New Roman" w:cs="Times New Roman"/>
+        </w:rPr>
+      </w:pPr>
+    </w:p>
+    <w:p>
+      <w:pPr>
+        <w:rPr>
+          <w:rFonts w:ascii="Times New Roman" w:hAnsi="Times New Roman" w:cs="Times New Roman"/>
+        </w:rPr>
+      </w:pPr>
+    </w:p>
+    <w:p>
+      <w:pPr>
+        <w:rPr>
+          <w:rFonts w:ascii="Times New Roman" w:hAnsi="Times New Roman" w:cs="Times New Roman"/>
+        </w:rPr>
+      </w:pPr>
+    </w:p>
+    <w:p>
+      <w:pPr>
+        <w:rPr>
+          <w:rFonts w:ascii="Times New Roman" w:hAnsi="Times New Roman" w:cs="Times New Roman"/>
+        </w:rPr>
+      </w:pPr>
+    </w:p>
+    <w:p>
+      <w:pPr>
+        <w:rPr>
+          <w:rFonts w:ascii="Times New Roman" w:hAnsi="Times New Roman" w:cs="Times New Roman"/>
+        </w:rPr>
+      </w:pPr>
+    </w:p>
+    <w:p>
+      <w:pPr>
+        <w:rPr>
+          <w:rFonts w:ascii="Times New Roman" w:hAnsi="Times New Roman" w:cs="Times New Roman"/>
+        </w:rPr>
+      </w:pPr>
+    </w:p>
+    <w:p>
+      <w:pPr>
+        <w:rPr>
+          <w:rFonts w:ascii="Times New Roman" w:hAnsi="Times New Roman" w:cs="Times New Roman"/>
+        </w:rPr>
+      </w:pPr>
+    </w:p>
+    <w:p>
+      <w:pPr>
+        <w:rPr>
+          <w:rFonts w:ascii="Times New Roman" w:hAnsi="Times New Roman" w:cs="Times New Roman"/>
+        </w:rPr>
+      </w:pPr>
+    </w:p>
+    <w:p>
+      <w:pPr>
+        <w:rPr>
+          <w:rFonts w:ascii="Times New Roman" w:hAnsi="Times New Roman" w:cs="Times New Roman"/>
+        </w:rPr>
+      </w:pPr>
+    </w:p>
+    <w:p>
+      <w:pPr>
+        <w:rPr>
+          <w:rFonts w:ascii="Times New Roman" w:hAnsi="Times New Roman" w:cs="Times New Roman"/>
+        </w:rPr>
+      </w:pPr>
+    </w:p>
+    <w:p>
+      <w:pPr>
+        <w:rPr>
+          <w:rFonts w:ascii="Times New Roman" w:hAnsi="Times New Roman" w:cs="Times New Roman"/>
+        </w:rPr>
+      </w:pPr>
+    </w:p>
+    <w:p>
+      <w:pPr>
+        <w:rPr>
+          <w:rFonts w:ascii="Times New Roman" w:hAnsi="Times New Roman" w:cs="Times New Roman"/>
+        </w:rPr>
+      </w:pPr>
+    </w:p>
+    <w:p>
+      <w:pPr>
+        <w:rPr>
+          <w:rFonts w:ascii="Times New Roman" w:hAnsi="Times New Roman" w:cs="Times New Roman"/>
+        </w:rPr>
+      </w:pPr>
+    </w:p>
+    <w:p>
+      <w:pPr>
+        <w:rPr>
+          <w:rFonts w:ascii="Times New Roman" w:hAnsi="Times New Roman" w:cs="Times New Roman"/>
+        </w:rPr>
+      </w:pPr>
     </w:p>
     <w:p>
       <w:pPr>
@@ -1116,7 +438,7 @@
           <w:color w:val="auto"/>
         </w:rPr>
       </w:pPr>
-      <w:bookmarkStart w:id="1" w:name="_Toc227192206"/>
+      <w:bookmarkStart w:id="1" w:name="_Toc227192207"/>
       <w:r>
         <w:rPr>
           <w:rFonts w:ascii="Times New Roman" w:hAnsi="Times New Roman" w:cs="Times New Roman"/>
@@ -1125,7 +447,7 @@
           <w:color w:val="auto"/>
         </w:rPr>
         <w:lastRenderedPageBreak/>
-        <w:t>ABSTRACT</w:t>
+        <w:t>ACKNOWLEDGEMENT</w:t>
       </w:r>
       <w:bookmarkEnd w:id="1"/>
     </w:p>
@@ -1139,300 +461,33 @@
         <w:rPr>
           <w:rFonts w:ascii="Times New Roman" w:hAnsi="Times New Roman" w:cs="Times New Roman"/>
         </w:rPr>
-        <w:t xml:space="preserve">This project focuses on the application of machine learning techniques in forecasting stock prices using time series data. The study uses historical Tesla (TSLA) stock data obtained from Yahoo Finance, covering the period from January 2020 to April 2026. The dataset </w:t>
-      </w:r>
-      <w:proofErr w:type="gramStart"/>
-      <w:r>
-        <w:rPr>
-          <w:rFonts w:ascii="Times New Roman" w:hAnsi="Times New Roman" w:cs="Times New Roman"/>
-        </w:rPr>
-        <w:t>was preprocessed</w:t>
-      </w:r>
-      <w:proofErr w:type="gramEnd"/>
-      <w:r>
-        <w:rPr>
-          <w:rFonts w:ascii="Times New Roman" w:hAnsi="Times New Roman" w:cs="Times New Roman"/>
-        </w:rPr>
-        <w:t xml:space="preserve"> and transformed into a supervised learning format using feature engineering techniques such as lag variables and rolling statistics. A Random Forest Regressor model </w:t>
-      </w:r>
-      <w:proofErr w:type="gramStart"/>
-      <w:r>
-        <w:rPr>
-          <w:rFonts w:ascii="Times New Roman" w:hAnsi="Times New Roman" w:cs="Times New Roman"/>
-        </w:rPr>
-        <w:t>was trained</w:t>
-      </w:r>
-      <w:proofErr w:type="gramEnd"/>
-      <w:r>
-        <w:rPr>
-          <w:rFonts w:ascii="Times New Roman" w:hAnsi="Times New Roman" w:cs="Times New Roman"/>
-        </w:rPr>
-        <w:t xml:space="preserve"> and evaluated using Mean Absolute Error (MAE) and Root Mean Squared Error (RMSE). The model demonstrated </w:t>
-      </w:r>
-      <w:proofErr w:type="gramStart"/>
-      <w:r>
-        <w:rPr>
-          <w:rFonts w:ascii="Times New Roman" w:hAnsi="Times New Roman" w:cs="Times New Roman"/>
-        </w:rPr>
-        <w:t>good performance</w:t>
-      </w:r>
-      <w:proofErr w:type="gramEnd"/>
-      <w:r>
-        <w:rPr>
-          <w:rFonts w:ascii="Times New Roman" w:hAnsi="Times New Roman" w:cs="Times New Roman"/>
-        </w:rPr>
-        <w:t xml:space="preserve"> in capturing general trends but showed limitations in predicting short-term fluctuations. A 30-day forecast </w:t>
-      </w:r>
-      <w:proofErr w:type="gramStart"/>
-      <w:r>
-        <w:rPr>
-          <w:rFonts w:ascii="Times New Roman" w:hAnsi="Times New Roman" w:cs="Times New Roman"/>
-        </w:rPr>
-        <w:t>was also generated</w:t>
-      </w:r>
-      <w:proofErr w:type="gramEnd"/>
-      <w:r>
-        <w:rPr>
-          <w:rFonts w:ascii="Times New Roman" w:hAnsi="Times New Roman" w:cs="Times New Roman"/>
-        </w:rPr>
-        <w:t xml:space="preserve"> to estimate future price movements. The results indicate that machine learning models can be effective for stock prediction, although external factors not included in the model may affect accuracy.</w:t>
-      </w:r>
-    </w:p>
-    <w:p>
-      <w:pPr>
-        <w:rPr>
-          <w:rFonts w:ascii="Times New Roman" w:hAnsi="Times New Roman" w:cs="Times New Roman"/>
-        </w:rPr>
-      </w:pPr>
-    </w:p>
-    <w:p>
-      <w:pPr>
-        <w:rPr>
-          <w:rFonts w:ascii="Times New Roman" w:hAnsi="Times New Roman" w:cs="Times New Roman"/>
-        </w:rPr>
-      </w:pPr>
-    </w:p>
-    <w:p>
-      <w:pPr>
-        <w:rPr>
-          <w:rFonts w:ascii="Times New Roman" w:hAnsi="Times New Roman" w:cs="Times New Roman"/>
-        </w:rPr>
-      </w:pPr>
-    </w:p>
-    <w:p>
-      <w:pPr>
-        <w:rPr>
-          <w:rFonts w:ascii="Times New Roman" w:hAnsi="Times New Roman" w:cs="Times New Roman"/>
-        </w:rPr>
-      </w:pPr>
-    </w:p>
-    <w:p>
-      <w:pPr>
-        <w:rPr>
-          <w:rFonts w:ascii="Times New Roman" w:hAnsi="Times New Roman" w:cs="Times New Roman"/>
-        </w:rPr>
-      </w:pPr>
-    </w:p>
-    <w:p>
-      <w:pPr>
-        <w:rPr>
-          <w:rFonts w:ascii="Times New Roman" w:hAnsi="Times New Roman" w:cs="Times New Roman"/>
-        </w:rPr>
-      </w:pPr>
-    </w:p>
-    <w:p>
-      <w:pPr>
-        <w:rPr>
-          <w:rFonts w:ascii="Times New Roman" w:hAnsi="Times New Roman" w:cs="Times New Roman"/>
-        </w:rPr>
-      </w:pPr>
-    </w:p>
-    <w:p>
-      <w:pPr>
-        <w:rPr>
-          <w:rFonts w:ascii="Times New Roman" w:hAnsi="Times New Roman" w:cs="Times New Roman"/>
-        </w:rPr>
-      </w:pPr>
-    </w:p>
-    <w:p>
-      <w:pPr>
-        <w:rPr>
-          <w:rFonts w:ascii="Times New Roman" w:hAnsi="Times New Roman" w:cs="Times New Roman"/>
-        </w:rPr>
-      </w:pPr>
-    </w:p>
-    <w:p>
-      <w:pPr>
-        <w:rPr>
-          <w:rFonts w:ascii="Times New Roman" w:hAnsi="Times New Roman" w:cs="Times New Roman"/>
-        </w:rPr>
-      </w:pPr>
-    </w:p>
-    <w:p>
-      <w:pPr>
-        <w:rPr>
-          <w:rFonts w:ascii="Times New Roman" w:hAnsi="Times New Roman" w:cs="Times New Roman"/>
-        </w:rPr>
-      </w:pPr>
-    </w:p>
-    <w:p>
-      <w:pPr>
-        <w:rPr>
-          <w:rFonts w:ascii="Times New Roman" w:hAnsi="Times New Roman" w:cs="Times New Roman"/>
-        </w:rPr>
-      </w:pPr>
-    </w:p>
-    <w:p>
-      <w:pPr>
-        <w:rPr>
-          <w:rFonts w:ascii="Times New Roman" w:hAnsi="Times New Roman" w:cs="Times New Roman"/>
-        </w:rPr>
-      </w:pPr>
-    </w:p>
-    <w:p>
-      <w:pPr>
-        <w:rPr>
-          <w:rFonts w:ascii="Times New Roman" w:hAnsi="Times New Roman" w:cs="Times New Roman"/>
-        </w:rPr>
-      </w:pPr>
-    </w:p>
-    <w:p>
-      <w:pPr>
-        <w:rPr>
-          <w:rFonts w:ascii="Times New Roman" w:hAnsi="Times New Roman" w:cs="Times New Roman"/>
-        </w:rPr>
-      </w:pPr>
-    </w:p>
-    <w:p>
-      <w:pPr>
-        <w:rPr>
-          <w:rFonts w:ascii="Times New Roman" w:hAnsi="Times New Roman" w:cs="Times New Roman"/>
-        </w:rPr>
-      </w:pPr>
-    </w:p>
-    <w:p>
-      <w:pPr>
-        <w:rPr>
-          <w:rFonts w:ascii="Times New Roman" w:hAnsi="Times New Roman" w:cs="Times New Roman"/>
-        </w:rPr>
-      </w:pPr>
-    </w:p>
-    <w:p>
-      <w:pPr>
-        <w:pStyle w:val="Heading1"/>
-        <w:rPr>
-          <w:rFonts w:ascii="Times New Roman" w:hAnsi="Times New Roman" w:cs="Times New Roman"/>
-          <w:b/>
-          <w:bCs/>
-          <w:color w:val="auto"/>
-        </w:rPr>
-      </w:pPr>
-      <w:bookmarkStart w:id="2" w:name="_Toc227192207"/>
-      <w:r>
-        <w:rPr>
-          <w:rFonts w:ascii="Times New Roman" w:hAnsi="Times New Roman" w:cs="Times New Roman"/>
-          <w:b/>
-          <w:bCs/>
-          <w:color w:val="auto"/>
-        </w:rPr>
-        <w:lastRenderedPageBreak/>
-        <w:t>ACKNOWLEDGEMENT</w:t>
-      </w:r>
-      <w:bookmarkEnd w:id="2"/>
-    </w:p>
-    <w:p>
-      <w:pPr>
-        <w:rPr>
-          <w:rFonts w:ascii="Times New Roman" w:hAnsi="Times New Roman" w:cs="Times New Roman"/>
-        </w:rPr>
-      </w:pPr>
-      <w:r>
-        <w:rPr>
-          <w:rFonts w:ascii="Times New Roman" w:hAnsi="Times New Roman" w:cs="Times New Roman"/>
-        </w:rPr>
-        <w:t>We would like to express our sincere gratitude to our course instructor, Dr. Hamidu Abdel-</w:t>
-      </w:r>
-      <w:proofErr w:type="spellStart"/>
-      <w:r>
-        <w:rPr>
-          <w:rFonts w:ascii="Times New Roman" w:hAnsi="Times New Roman" w:cs="Times New Roman"/>
-        </w:rPr>
-        <w:t>Fatao</w:t>
-      </w:r>
-      <w:proofErr w:type="spellEnd"/>
-      <w:r>
-        <w:rPr>
-          <w:rFonts w:ascii="Times New Roman" w:hAnsi="Times New Roman" w:cs="Times New Roman"/>
-        </w:rPr>
-        <w:t xml:space="preserve">, for his invaluable guidance, support, and encouragement throughout the course of this project. His insights and constructive feedback </w:t>
-      </w:r>
-      <w:proofErr w:type="gramStart"/>
-      <w:r>
-        <w:rPr>
-          <w:rFonts w:ascii="Times New Roman" w:hAnsi="Times New Roman" w:cs="Times New Roman"/>
-        </w:rPr>
-        <w:t>greatly contributed</w:t>
-      </w:r>
-      <w:proofErr w:type="gramEnd"/>
-      <w:r>
-        <w:rPr>
-          <w:rFonts w:ascii="Times New Roman" w:hAnsi="Times New Roman" w:cs="Times New Roman"/>
-        </w:rPr>
-        <w:t xml:space="preserve"> to shaping our understanding and improving the quality of our work.</w:t>
-      </w:r>
-    </w:p>
-    <w:p>
-      <w:pPr>
-        <w:rPr>
-          <w:rFonts w:ascii="Times New Roman" w:hAnsi="Times New Roman" w:cs="Times New Roman"/>
-        </w:rPr>
-      </w:pPr>
-      <w:r>
-        <w:rPr>
-          <w:rFonts w:ascii="Times New Roman" w:hAnsi="Times New Roman" w:cs="Times New Roman"/>
-        </w:rPr>
-        <w:t xml:space="preserve">We also extend our appreciation to our colleagues for their cooperation, discussions, and shared ideas, which played </w:t>
-      </w:r>
-      <w:proofErr w:type="gramStart"/>
-      <w:r>
-        <w:rPr>
-          <w:rFonts w:ascii="Times New Roman" w:hAnsi="Times New Roman" w:cs="Times New Roman"/>
-        </w:rPr>
-        <w:t>an important role</w:t>
-      </w:r>
-      <w:proofErr w:type="gramEnd"/>
-      <w:r>
-        <w:rPr>
-          <w:rFonts w:ascii="Times New Roman" w:hAnsi="Times New Roman" w:cs="Times New Roman"/>
-        </w:rPr>
-        <w:t xml:space="preserve"> in the development of this project. Their contributions helped create a collaborative learning environment that enhanced our overall experience.</w:t>
-      </w:r>
-    </w:p>
-    <w:p>
-      <w:pPr>
-        <w:rPr>
-          <w:rFonts w:ascii="Times New Roman" w:hAnsi="Times New Roman" w:cs="Times New Roman"/>
-        </w:rPr>
-      </w:pPr>
-      <w:r>
-        <w:rPr>
-          <w:rFonts w:ascii="Times New Roman" w:hAnsi="Times New Roman" w:cs="Times New Roman"/>
-        </w:rPr>
-        <w:t xml:space="preserve">Finally, we are grateful to all individuals who, in one way or another, contributed directly or indirectly to the successful completion of this work. Their support and encouragement </w:t>
-      </w:r>
-      <w:proofErr w:type="gramStart"/>
-      <w:r>
-        <w:rPr>
-          <w:rFonts w:ascii="Times New Roman" w:hAnsi="Times New Roman" w:cs="Times New Roman"/>
-        </w:rPr>
-        <w:t>are deeply appreciated</w:t>
-      </w:r>
-      <w:proofErr w:type="gramEnd"/>
-      <w:r>
-        <w:rPr>
-          <w:rFonts w:ascii="Times New Roman" w:hAnsi="Times New Roman" w:cs="Times New Roman"/>
-        </w:rPr>
-        <w:t>.</w:t>
+        <w:t>We would like to express our sincere gratitude to our course instructor, Dr. Hamidu Abdel-Fatao, for his invaluable guidance, support, and encouragement throughout the course of this project. His insights and constructive feedback greatly contributed to shaping our understanding and improving the quality of our work.</w:t>
+      </w:r>
+    </w:p>
+    <w:p>
+      <w:pPr>
+        <w:rPr>
+          <w:rFonts w:ascii="Times New Roman" w:hAnsi="Times New Roman" w:cs="Times New Roman"/>
+        </w:rPr>
+      </w:pPr>
+      <w:r>
+        <w:rPr>
+          <w:rFonts w:ascii="Times New Roman" w:hAnsi="Times New Roman" w:cs="Times New Roman"/>
+        </w:rPr>
+        <w:t>We also extend our appreciation to our colleagues for their cooperation, discussions, and shared ideas, which played an important role in the development of this project. Their contributions helped create a collaborative learning environment that enhanced our overall experience.</w:t>
+      </w:r>
+    </w:p>
+    <w:p>
+      <w:pPr>
+        <w:rPr>
+          <w:rFonts w:ascii="Times New Roman" w:hAnsi="Times New Roman" w:cs="Times New Roman"/>
+        </w:rPr>
+      </w:pPr>
+      <w:r>
+        <w:rPr>
+          <w:rFonts w:ascii="Times New Roman" w:hAnsi="Times New Roman" w:cs="Times New Roman"/>
+        </w:rPr>
+        <w:t>Finally, we are grateful to all individuals who, in one way or another, contributed directly or indirectly to the successful completion of this work. Their support and encouragement are deeply appreciated.</w:t>
       </w:r>
     </w:p>
     <w:p>
@@ -1564,9 +619,12 @@
     <w:sdt>
       <w:sdtPr>
         <w:rPr>
-          <w:rFonts w:ascii="Times New Roman" w:hAnsi="Times New Roman" w:cs="Times New Roman"/>
+          <w:rFonts w:ascii="Times New Roman" w:eastAsiaTheme="minorHAnsi" w:hAnsi="Times New Roman" w:cs="Times New Roman"/>
+          <w:color w:val="auto"/>
+          <w:kern w:val="2"/>
           <w:sz w:val="24"/>
           <w:szCs w:val="24"/>
+          <w14:ligatures w14:val="standardContextual"/>
         </w:rPr>
         <w:id w:val="-1071194549"/>
         <w:docPartObj>
@@ -1576,13 +634,9 @@
       </w:sdtPr>
       <w:sdtEndPr>
         <w:rPr>
-          <w:rFonts w:eastAsiaTheme="minorHAnsi"/>
           <w:b/>
           <w:bCs/>
           <w:noProof/>
-          <w:color w:val="auto"/>
-          <w:kern w:val="2"/>
-          <w14:ligatures w14:val="standardContextual"/>
         </w:rPr>
       </w:sdtEndPr>
       <w:sdtContent>
@@ -3783,7 +2837,7 @@
               <w:noProof/>
             </w:rPr>
             <w:sectPr>
-              <w:footerReference w:type="default" r:id="rId10"/>
+              <w:footerReference w:type="default" r:id="rId9"/>
               <w:pgSz w:w="12240" w:h="15840"/>
               <w:pgMar w:top="1440" w:right="1440" w:bottom="1440" w:left="1440" w:header="720" w:footer="720" w:gutter="0"/>
               <w:pgNumType w:fmt="lowerRoman" w:start="1"/>
@@ -3813,7 +2867,7 @@
           <w:color w:val="auto"/>
         </w:rPr>
       </w:pPr>
-      <w:bookmarkStart w:id="3" w:name="_Toc227192208"/>
+      <w:bookmarkStart w:id="2" w:name="_Toc227192208"/>
       <w:r>
         <w:rPr>
           <w:rFonts w:ascii="Times New Roman" w:hAnsi="Times New Roman" w:cs="Times New Roman"/>
@@ -3824,7 +2878,7 @@
         <w:lastRenderedPageBreak/>
         <w:t>CHAPTER 1: INTRODUCTION</w:t>
       </w:r>
-      <w:bookmarkEnd w:id="3"/>
+      <w:bookmarkEnd w:id="2"/>
     </w:p>
     <w:p>
       <w:pPr>
@@ -3836,7 +2890,7 @@
           <w:color w:val="auto"/>
         </w:rPr>
       </w:pPr>
-      <w:bookmarkStart w:id="4" w:name="_Toc227192209"/>
+      <w:bookmarkStart w:id="3" w:name="_Toc227192209"/>
       <w:r>
         <w:rPr>
           <w:rFonts w:ascii="Times New Roman" w:hAnsi="Times New Roman" w:cs="Times New Roman"/>
@@ -3846,7 +2900,7 @@
         </w:rPr>
         <w:t>1.1 Background of the Study</w:t>
       </w:r>
-      <w:bookmarkEnd w:id="4"/>
+      <w:bookmarkEnd w:id="3"/>
     </w:p>
     <w:p>
       <w:pPr>
@@ -3870,48 +2924,20 @@
         <w:rPr>
           <w:rFonts w:ascii="Times New Roman" w:hAnsi="Times New Roman" w:cs="Times New Roman"/>
         </w:rPr>
-        <w:t xml:space="preserve">making and predictive modeling. One key application is time series forecasting, where historical data </w:t>
-      </w:r>
-      <w:proofErr w:type="gramStart"/>
-      <w:r>
-        <w:rPr>
-          <w:rFonts w:ascii="Times New Roman" w:hAnsi="Times New Roman" w:cs="Times New Roman"/>
-        </w:rPr>
-        <w:t>is used</w:t>
-      </w:r>
-      <w:proofErr w:type="gramEnd"/>
-      <w:r>
-        <w:rPr>
-          <w:rFonts w:ascii="Times New Roman" w:hAnsi="Times New Roman" w:cs="Times New Roman"/>
-        </w:rPr>
-        <w:t xml:space="preserve"> to predict future values.</w:t>
-      </w:r>
-    </w:p>
-    <w:p>
-      <w:pPr>
-        <w:rPr>
-          <w:rFonts w:ascii="Times New Roman" w:hAnsi="Times New Roman" w:cs="Times New Roman"/>
-        </w:rPr>
-      </w:pPr>
-      <w:r>
-        <w:rPr>
-          <w:rFonts w:ascii="Times New Roman" w:hAnsi="Times New Roman" w:cs="Times New Roman"/>
-        </w:rPr>
-        <w:t xml:space="preserve">Stock market prediction is </w:t>
-      </w:r>
-      <w:proofErr w:type="gramStart"/>
-      <w:r>
-        <w:rPr>
-          <w:rFonts w:ascii="Times New Roman" w:hAnsi="Times New Roman" w:cs="Times New Roman"/>
-        </w:rPr>
-        <w:t>an important area</w:t>
-      </w:r>
-      <w:proofErr w:type="gramEnd"/>
-      <w:r>
-        <w:rPr>
-          <w:rFonts w:ascii="Times New Roman" w:hAnsi="Times New Roman" w:cs="Times New Roman"/>
-        </w:rPr>
-        <w:t xml:space="preserve"> of research due to its financial significance. This project focuses on forecasting Tesla (TSLA) stock prices using machine learning techniques.</w:t>
+        <w:t>making and predictive modeling. One key application is time series forecasting, where historical data is used to predict future values.</w:t>
+      </w:r>
+    </w:p>
+    <w:p>
+      <w:pPr>
+        <w:rPr>
+          <w:rFonts w:ascii="Times New Roman" w:hAnsi="Times New Roman" w:cs="Times New Roman"/>
+        </w:rPr>
+      </w:pPr>
+      <w:r>
+        <w:rPr>
+          <w:rFonts w:ascii="Times New Roman" w:hAnsi="Times New Roman" w:cs="Times New Roman"/>
+        </w:rPr>
+        <w:t>Stock market prediction is an important area of research due to its financial significance. This project focuses on forecasting Tesla (TSLA) stock prices using machine learning techniques.</w:t>
       </w:r>
     </w:p>
     <w:p>
@@ -3931,7 +2957,7 @@
           <w:color w:val="auto"/>
         </w:rPr>
       </w:pPr>
-      <w:bookmarkStart w:id="5" w:name="_Toc227192210"/>
+      <w:bookmarkStart w:id="4" w:name="_Toc227192210"/>
       <w:r>
         <w:rPr>
           <w:rFonts w:ascii="Times New Roman" w:hAnsi="Times New Roman" w:cs="Times New Roman"/>
@@ -3941,7 +2967,7 @@
         </w:rPr>
         <w:t>1.2 Problem Statement</w:t>
       </w:r>
-      <w:bookmarkEnd w:id="5"/>
+      <w:bookmarkEnd w:id="4"/>
     </w:p>
     <w:p>
       <w:pPr>
@@ -3979,21 +3005,7 @@
         <w:rPr>
           <w:rFonts w:ascii="Times New Roman" w:hAnsi="Times New Roman" w:cs="Times New Roman"/>
         </w:rPr>
-        <w:t xml:space="preserve">How can historical stock data </w:t>
-      </w:r>
-      <w:proofErr w:type="gramStart"/>
-      <w:r>
-        <w:rPr>
-          <w:rFonts w:ascii="Times New Roman" w:hAnsi="Times New Roman" w:cs="Times New Roman"/>
-        </w:rPr>
-        <w:t>be used</w:t>
-      </w:r>
-      <w:proofErr w:type="gramEnd"/>
-      <w:r>
-        <w:rPr>
-          <w:rFonts w:ascii="Times New Roman" w:hAnsi="Times New Roman" w:cs="Times New Roman"/>
-        </w:rPr>
-        <w:t xml:space="preserve"> to predict future Tesla stock prices using machine learning techniques?</w:t>
+        <w:t>How can historical stock data be used to predict future Tesla stock prices using machine learning techniques?</w:t>
       </w:r>
     </w:p>
     <w:p>
@@ -4013,7 +3025,7 @@
           <w:color w:val="auto"/>
         </w:rPr>
       </w:pPr>
-      <w:bookmarkStart w:id="6" w:name="_Toc227192211"/>
+      <w:bookmarkStart w:id="5" w:name="_Toc227192211"/>
       <w:r>
         <w:rPr>
           <w:rFonts w:ascii="Times New Roman" w:hAnsi="Times New Roman" w:cs="Times New Roman"/>
@@ -4023,7 +3035,7 @@
         </w:rPr>
         <w:t>1.3 Objectives</w:t>
       </w:r>
-      <w:bookmarkEnd w:id="6"/>
+      <w:bookmarkEnd w:id="5"/>
     </w:p>
     <w:p>
       <w:pPr>
@@ -4039,21 +3051,7 @@
         <w:rPr>
           <w:rFonts w:ascii="Times New Roman" w:hAnsi="Times New Roman" w:cs="Times New Roman"/>
         </w:rPr>
-        <w:t xml:space="preserve">To </w:t>
-      </w:r>
-      <w:proofErr w:type="spellStart"/>
-      <w:r>
-        <w:rPr>
-          <w:rFonts w:ascii="Times New Roman" w:hAnsi="Times New Roman" w:cs="Times New Roman"/>
-        </w:rPr>
-        <w:t>analyse</w:t>
-      </w:r>
-      <w:proofErr w:type="spellEnd"/>
-      <w:r>
-        <w:rPr>
-          <w:rFonts w:ascii="Times New Roman" w:hAnsi="Times New Roman" w:cs="Times New Roman"/>
-        </w:rPr>
-        <w:t xml:space="preserve"> Tesla stock price data as a time series and understand its underlying patterns and trends.</w:t>
+        <w:t>To analyse Tesla stock price data as a time series and understand its underlying patterns and trends.</w:t>
       </w:r>
     </w:p>
     <w:p>
@@ -4121,21 +3119,7 @@
         <w:rPr>
           <w:rFonts w:ascii="Times New Roman" w:hAnsi="Times New Roman" w:cs="Times New Roman"/>
         </w:rPr>
-        <w:t>To generate 30-</w:t>
-      </w:r>
-      <w:proofErr w:type="gramStart"/>
-      <w:r>
-        <w:rPr>
-          <w:rFonts w:ascii="Times New Roman" w:hAnsi="Times New Roman" w:cs="Times New Roman"/>
-        </w:rPr>
-        <w:t>day ahead</w:t>
-      </w:r>
-      <w:proofErr w:type="gramEnd"/>
-      <w:r>
-        <w:rPr>
-          <w:rFonts w:ascii="Times New Roman" w:hAnsi="Times New Roman" w:cs="Times New Roman"/>
-        </w:rPr>
-        <w:t xml:space="preserve"> forecasts of Tesla stock closing prices.</w:t>
+        <w:t>To generate 30-day ahead forecasts of Tesla stock closing prices.</w:t>
       </w:r>
     </w:p>
     <w:p>
@@ -4162,7 +3146,7 @@
           <w:color w:val="auto"/>
         </w:rPr>
       </w:pPr>
-      <w:bookmarkStart w:id="7" w:name="_Toc227192212"/>
+      <w:bookmarkStart w:id="6" w:name="_Toc227192212"/>
       <w:r>
         <w:rPr>
           <w:rFonts w:ascii="Times New Roman" w:hAnsi="Times New Roman" w:cs="Times New Roman"/>
@@ -4173,33 +3157,19 @@
         <w:lastRenderedPageBreak/>
         <w:t>1.4 Scope of the Study</w:t>
       </w:r>
-      <w:bookmarkEnd w:id="7"/>
-    </w:p>
-    <w:p>
-      <w:pPr>
-        <w:rPr>
-          <w:rFonts w:ascii="Times New Roman" w:hAnsi="Times New Roman" w:cs="Times New Roman"/>
-        </w:rPr>
-      </w:pPr>
-      <w:r>
-        <w:rPr>
-          <w:rFonts w:ascii="Times New Roman" w:hAnsi="Times New Roman" w:cs="Times New Roman"/>
-        </w:rPr>
-        <w:t xml:space="preserve">This study focuses on Tesla stock data and uses historical price data only. External factors such as news, economic indicators, and sentiment analysis </w:t>
-      </w:r>
-      <w:proofErr w:type="gramStart"/>
-      <w:r>
-        <w:rPr>
-          <w:rFonts w:ascii="Times New Roman" w:hAnsi="Times New Roman" w:cs="Times New Roman"/>
-        </w:rPr>
-        <w:t>are not included</w:t>
-      </w:r>
-      <w:proofErr w:type="gramEnd"/>
-      <w:r>
-        <w:rPr>
-          <w:rFonts w:ascii="Times New Roman" w:hAnsi="Times New Roman" w:cs="Times New Roman"/>
-        </w:rPr>
-        <w:t>.</w:t>
+      <w:bookmarkEnd w:id="6"/>
+    </w:p>
+    <w:p>
+      <w:pPr>
+        <w:rPr>
+          <w:rFonts w:ascii="Times New Roman" w:hAnsi="Times New Roman" w:cs="Times New Roman"/>
+        </w:rPr>
+      </w:pPr>
+      <w:r>
+        <w:rPr>
+          <w:rFonts w:ascii="Times New Roman" w:hAnsi="Times New Roman" w:cs="Times New Roman"/>
+        </w:rPr>
+        <w:t>This study focuses on Tesla stock data and uses historical price data only. External factors such as news, economic indicators, and sentiment analysis are not included.</w:t>
       </w:r>
     </w:p>
     <w:p>
@@ -4223,7 +3193,7 @@
           <w:color w:val="auto"/>
         </w:rPr>
       </w:pPr>
-      <w:bookmarkStart w:id="8" w:name="_Toc227192213"/>
+      <w:bookmarkStart w:id="7" w:name="_Toc227192213"/>
       <w:r>
         <w:rPr>
           <w:rFonts w:ascii="Times New Roman" w:hAnsi="Times New Roman" w:cs="Times New Roman"/>
@@ -4251,33 +3221,19 @@
         </w:rPr>
         <w:t>Technologies Used</w:t>
       </w:r>
-      <w:bookmarkEnd w:id="8"/>
-    </w:p>
-    <w:p>
-      <w:pPr>
-        <w:rPr>
-          <w:rFonts w:ascii="Times New Roman" w:hAnsi="Times New Roman" w:cs="Times New Roman"/>
-        </w:rPr>
-      </w:pPr>
-      <w:r>
-        <w:rPr>
-          <w:rFonts w:ascii="Times New Roman" w:hAnsi="Times New Roman" w:cs="Times New Roman"/>
-        </w:rPr>
-        <w:t xml:space="preserve">The following tools and libraries </w:t>
-      </w:r>
-      <w:proofErr w:type="gramStart"/>
-      <w:r>
-        <w:rPr>
-          <w:rFonts w:ascii="Times New Roman" w:hAnsi="Times New Roman" w:cs="Times New Roman"/>
-        </w:rPr>
-        <w:t>were used</w:t>
-      </w:r>
-      <w:proofErr w:type="gramEnd"/>
-      <w:r>
-        <w:rPr>
-          <w:rFonts w:ascii="Times New Roman" w:hAnsi="Times New Roman" w:cs="Times New Roman"/>
-        </w:rPr>
-        <w:t xml:space="preserve"> in this project:</w:t>
+      <w:bookmarkEnd w:id="7"/>
+    </w:p>
+    <w:p>
+      <w:pPr>
+        <w:rPr>
+          <w:rFonts w:ascii="Times New Roman" w:hAnsi="Times New Roman" w:cs="Times New Roman"/>
+        </w:rPr>
+      </w:pPr>
+      <w:r>
+        <w:rPr>
+          <w:rFonts w:ascii="Times New Roman" w:hAnsi="Times New Roman" w:cs="Times New Roman"/>
+        </w:rPr>
+        <w:t>The following tools and libraries were used in this project:</w:t>
       </w:r>
     </w:p>
     <w:p>
@@ -4345,35 +3301,7 @@
         <w:rPr>
           <w:rFonts w:ascii="Times New Roman" w:hAnsi="Times New Roman" w:cs="Times New Roman"/>
         </w:rPr>
-        <w:t xml:space="preserve">Matplotlib: The library used for </w:t>
-      </w:r>
-      <w:proofErr w:type="spellStart"/>
-      <w:r>
-        <w:rPr>
-          <w:rFonts w:ascii="Times New Roman" w:hAnsi="Times New Roman" w:cs="Times New Roman"/>
-        </w:rPr>
-        <w:t>visualising</w:t>
-      </w:r>
-      <w:proofErr w:type="spellEnd"/>
-      <w:r>
-        <w:rPr>
-          <w:rFonts w:ascii="Times New Roman" w:hAnsi="Times New Roman" w:cs="Times New Roman"/>
-        </w:rPr>
-        <w:t xml:space="preserve"> </w:t>
-      </w:r>
-      <w:proofErr w:type="gramStart"/>
-      <w:r>
-        <w:rPr>
-          <w:rFonts w:ascii="Times New Roman" w:hAnsi="Times New Roman" w:cs="Times New Roman"/>
-        </w:rPr>
-        <w:t>the data</w:t>
-      </w:r>
-      <w:proofErr w:type="gramEnd"/>
-      <w:r>
-        <w:rPr>
-          <w:rFonts w:ascii="Times New Roman" w:hAnsi="Times New Roman" w:cs="Times New Roman"/>
-        </w:rPr>
-        <w:t>, predictions, and forecasts.</w:t>
+        <w:t>Matplotlib: The library used for visualising the data, predictions, and forecasts.</w:t>
       </w:r>
     </w:p>
     <w:p>
@@ -4386,7 +3314,7 @@
           <w:rFonts w:ascii="Times New Roman" w:hAnsi="Times New Roman" w:cs="Times New Roman"/>
         </w:rPr>
         <w:sectPr>
-          <w:footerReference w:type="default" r:id="rId11"/>
+          <w:footerReference w:type="default" r:id="rId10"/>
           <w:pgSz w:w="12240" w:h="15840"/>
           <w:pgMar w:top="1440" w:right="1440" w:bottom="1440" w:left="1440" w:header="720" w:footer="720" w:gutter="0"/>
           <w:pgNumType w:start="1"/>
@@ -4420,7 +3348,7 @@
           <w:color w:val="auto"/>
         </w:rPr>
       </w:pPr>
-      <w:bookmarkStart w:id="9" w:name="_Toc227192214"/>
+      <w:bookmarkStart w:id="8" w:name="_Toc227192214"/>
       <w:r>
         <w:rPr>
           <w:rFonts w:ascii="Times New Roman" w:hAnsi="Times New Roman" w:cs="Times New Roman"/>
@@ -4430,7 +3358,7 @@
         </w:rPr>
         <w:t>CHAPTER 2: LITERATURE REVIEW</w:t>
       </w:r>
-      <w:bookmarkEnd w:id="9"/>
+      <w:bookmarkEnd w:id="8"/>
     </w:p>
     <w:p>
       <w:pPr>
@@ -4442,7 +3370,7 @@
           <w:color w:val="auto"/>
         </w:rPr>
       </w:pPr>
-      <w:bookmarkStart w:id="10" w:name="_Toc227192215"/>
+      <w:bookmarkStart w:id="9" w:name="_Toc227192215"/>
       <w:r>
         <w:rPr>
           <w:rFonts w:ascii="Times New Roman" w:hAnsi="Times New Roman" w:cs="Times New Roman"/>
@@ -4452,60 +3380,32 @@
         </w:rPr>
         <w:t>2.1 Time Series Forecasting</w:t>
       </w:r>
-      <w:bookmarkEnd w:id="10"/>
-    </w:p>
-    <w:p>
-      <w:pPr>
-        <w:rPr>
-          <w:rFonts w:ascii="Times New Roman" w:hAnsi="Times New Roman" w:cs="Times New Roman"/>
-        </w:rPr>
-      </w:pPr>
-      <w:r>
-        <w:rPr>
-          <w:rFonts w:ascii="Times New Roman" w:hAnsi="Times New Roman" w:cs="Times New Roman"/>
-        </w:rPr>
-        <w:t xml:space="preserve">Time series forecasting predicts future values using past data ordered over time. The sequence matters because observations depend on time (Hyndman &amp; Athanasopoulos, 2018). It </w:t>
-      </w:r>
-      <w:proofErr w:type="gramStart"/>
-      <w:r>
-        <w:rPr>
-          <w:rFonts w:ascii="Times New Roman" w:hAnsi="Times New Roman" w:cs="Times New Roman"/>
-        </w:rPr>
-        <w:t>is used</w:t>
-      </w:r>
-      <w:proofErr w:type="gramEnd"/>
-      <w:r>
-        <w:rPr>
-          <w:rFonts w:ascii="Times New Roman" w:hAnsi="Times New Roman" w:cs="Times New Roman"/>
-        </w:rPr>
-        <w:t xml:space="preserve"> in areas like weather, economics, and finance.</w:t>
-      </w:r>
-    </w:p>
-    <w:p>
-      <w:pPr>
-        <w:rPr>
-          <w:rFonts w:ascii="Times New Roman" w:hAnsi="Times New Roman" w:cs="Times New Roman"/>
-        </w:rPr>
-      </w:pPr>
-      <w:r>
-        <w:rPr>
-          <w:rFonts w:ascii="Times New Roman" w:hAnsi="Times New Roman" w:cs="Times New Roman"/>
-        </w:rPr>
-        <w:t xml:space="preserve">Common methods include ARIMA, Exponential Smoothing, and STL. These </w:t>
-      </w:r>
-      <w:proofErr w:type="gramStart"/>
-      <w:r>
-        <w:rPr>
-          <w:rFonts w:ascii="Times New Roman" w:hAnsi="Times New Roman" w:cs="Times New Roman"/>
-        </w:rPr>
-        <w:t>are widely used</w:t>
-      </w:r>
-      <w:proofErr w:type="gramEnd"/>
-      <w:r>
-        <w:rPr>
-          <w:rFonts w:ascii="Times New Roman" w:hAnsi="Times New Roman" w:cs="Times New Roman"/>
-        </w:rPr>
-        <w:t xml:space="preserve"> but assume linear relationships, limiting their ability to model complex patterns in volatile data like stock prices (Box et al., 2015).</w:t>
+      <w:bookmarkEnd w:id="9"/>
+    </w:p>
+    <w:p>
+      <w:pPr>
+        <w:rPr>
+          <w:rFonts w:ascii="Times New Roman" w:hAnsi="Times New Roman" w:cs="Times New Roman"/>
+        </w:rPr>
+      </w:pPr>
+      <w:r>
+        <w:rPr>
+          <w:rFonts w:ascii="Times New Roman" w:hAnsi="Times New Roman" w:cs="Times New Roman"/>
+        </w:rPr>
+        <w:t>Time series forecasting predicts future values using past data ordered over time. The sequence matters because observations depend on time (Hyndman &amp; Athanasopoulos, 2018). It is used in areas like weather, economics, and finance.</w:t>
+      </w:r>
+    </w:p>
+    <w:p>
+      <w:pPr>
+        <w:rPr>
+          <w:rFonts w:ascii="Times New Roman" w:hAnsi="Times New Roman" w:cs="Times New Roman"/>
+        </w:rPr>
+      </w:pPr>
+      <w:r>
+        <w:rPr>
+          <w:rFonts w:ascii="Times New Roman" w:hAnsi="Times New Roman" w:cs="Times New Roman"/>
+        </w:rPr>
+        <w:t>Common methods include ARIMA, Exponential Smoothing, and STL. These are widely used but assume linear relationships, limiting their ability to model complex patterns in volatile data like stock prices (Box et al., 2015).</w:t>
       </w:r>
     </w:p>
     <w:p>
@@ -4525,7 +3425,7 @@
           <w:color w:val="auto"/>
         </w:rPr>
       </w:pPr>
-      <w:bookmarkStart w:id="11" w:name="_Toc227192216"/>
+      <w:bookmarkStart w:id="10" w:name="_Toc227192216"/>
       <w:r>
         <w:rPr>
           <w:rFonts w:ascii="Times New Roman" w:hAnsi="Times New Roman" w:cs="Times New Roman"/>
@@ -4535,7 +3435,7 @@
         </w:rPr>
         <w:t>2.2 Machine Learning in Stock Price Prediction</w:t>
       </w:r>
-      <w:bookmarkEnd w:id="11"/>
+      <w:bookmarkEnd w:id="10"/>
     </w:p>
     <w:p>
       <w:pPr>
@@ -4560,48 +3460,20 @@
         <w:rPr>
           <w:rFonts w:ascii="Times New Roman" w:hAnsi="Times New Roman" w:cs="Times New Roman"/>
         </w:rPr>
-        <w:t xml:space="preserve">Studies show its effectiveness in stock prediction. For example, Patel et al. (2015) found ensemble methods like Random Forest perform well, while </w:t>
-      </w:r>
-      <w:proofErr w:type="spellStart"/>
-      <w:r>
-        <w:rPr>
-          <w:rFonts w:ascii="Times New Roman" w:hAnsi="Times New Roman" w:cs="Times New Roman"/>
-        </w:rPr>
-        <w:t>Khaidem</w:t>
-      </w:r>
-      <w:proofErr w:type="spellEnd"/>
-      <w:r>
-        <w:rPr>
-          <w:rFonts w:ascii="Times New Roman" w:hAnsi="Times New Roman" w:cs="Times New Roman"/>
-        </w:rPr>
-        <w:t xml:space="preserve"> et al. (2016) reported strong classification accuracy using Random Forest.</w:t>
-      </w:r>
-    </w:p>
-    <w:p>
-      <w:pPr>
-        <w:rPr>
-          <w:rFonts w:ascii="Times New Roman" w:hAnsi="Times New Roman" w:cs="Times New Roman"/>
-        </w:rPr>
-      </w:pPr>
-      <w:r>
-        <w:rPr>
-          <w:rFonts w:ascii="Times New Roman" w:hAnsi="Times New Roman" w:cs="Times New Roman"/>
-        </w:rPr>
-        <w:t xml:space="preserve">Machine learning can combine multiple features—such as lag values and </w:t>
-      </w:r>
-      <w:proofErr w:type="gramStart"/>
-      <w:r>
-        <w:rPr>
-          <w:rFonts w:ascii="Times New Roman" w:hAnsi="Times New Roman" w:cs="Times New Roman"/>
-        </w:rPr>
-        <w:t>trends—</w:t>
-      </w:r>
-      <w:proofErr w:type="gramEnd"/>
-      <w:r>
-        <w:rPr>
-          <w:rFonts w:ascii="Times New Roman" w:hAnsi="Times New Roman" w:cs="Times New Roman"/>
-        </w:rPr>
-        <w:t>making it suitable for complex financial data.</w:t>
+        <w:t>Studies show its effectiveness in stock prediction. For example, Patel et al. (2015) found ensemble methods like Random Forest perform well, while Khaidem et al. (2016) reported strong classification accuracy using Random Forest.</w:t>
+      </w:r>
+    </w:p>
+    <w:p>
+      <w:pPr>
+        <w:rPr>
+          <w:rFonts w:ascii="Times New Roman" w:hAnsi="Times New Roman" w:cs="Times New Roman"/>
+        </w:rPr>
+      </w:pPr>
+      <w:r>
+        <w:rPr>
+          <w:rFonts w:ascii="Times New Roman" w:hAnsi="Times New Roman" w:cs="Times New Roman"/>
+        </w:rPr>
+        <w:t>Machine learning can combine multiple features—such as lag values and trends—making it suitable for complex financial data.</w:t>
       </w:r>
     </w:p>
     <w:p>
@@ -4621,7 +3493,7 @@
           <w:color w:val="auto"/>
         </w:rPr>
       </w:pPr>
-      <w:bookmarkStart w:id="12" w:name="_Toc227192217"/>
+      <w:bookmarkStart w:id="11" w:name="_Toc227192217"/>
       <w:r>
         <w:rPr>
           <w:rFonts w:ascii="Times New Roman" w:hAnsi="Times New Roman" w:cs="Times New Roman"/>
@@ -4631,7 +3503,7 @@
         </w:rPr>
         <w:t>2.3 Random Forest</w:t>
       </w:r>
-      <w:bookmarkEnd w:id="12"/>
+      <w:bookmarkEnd w:id="11"/>
       <w:r>
         <w:rPr>
           <w:rFonts w:ascii="Times New Roman" w:hAnsi="Times New Roman" w:cs="Times New Roman"/>
@@ -4652,90 +3524,20 @@
         <w:rPr>
           <w:rFonts w:ascii="Times New Roman" w:hAnsi="Times New Roman" w:cs="Times New Roman"/>
         </w:rPr>
-        <w:t>Random Forest is an ensemble method that builds multiple decision trees and averages their predictions (</w:t>
-      </w:r>
-      <w:proofErr w:type="spellStart"/>
-      <w:r>
-        <w:rPr>
-          <w:rFonts w:ascii="Times New Roman" w:hAnsi="Times New Roman" w:cs="Times New Roman"/>
-        </w:rPr>
-        <w:t>Breiman</w:t>
-      </w:r>
-      <w:proofErr w:type="spellEnd"/>
-      <w:r>
-        <w:rPr>
-          <w:rFonts w:ascii="Times New Roman" w:hAnsi="Times New Roman" w:cs="Times New Roman"/>
-        </w:rPr>
-        <w:t xml:space="preserve">, 2001). It reduces overfitting, </w:t>
-      </w:r>
-      <w:proofErr w:type="gramStart"/>
-      <w:r>
-        <w:rPr>
-          <w:rFonts w:ascii="Times New Roman" w:hAnsi="Times New Roman" w:cs="Times New Roman"/>
-        </w:rPr>
-        <w:t>handles</w:t>
-      </w:r>
-      <w:proofErr w:type="gramEnd"/>
-      <w:r>
-        <w:rPr>
-          <w:rFonts w:ascii="Times New Roman" w:hAnsi="Times New Roman" w:cs="Times New Roman"/>
-        </w:rPr>
-        <w:t xml:space="preserve"> high-dimensional data, and captures non-linear relationships.</w:t>
-      </w:r>
-    </w:p>
-    <w:p>
-      <w:pPr>
-        <w:rPr>
-          <w:rFonts w:ascii="Times New Roman" w:hAnsi="Times New Roman" w:cs="Times New Roman"/>
-        </w:rPr>
-      </w:pPr>
-      <w:r>
-        <w:rPr>
-          <w:rFonts w:ascii="Times New Roman" w:hAnsi="Times New Roman" w:cs="Times New Roman"/>
-        </w:rPr>
-        <w:t xml:space="preserve">In stock prediction, it does not require specific data distributions, </w:t>
-      </w:r>
-      <w:proofErr w:type="gramStart"/>
-      <w:r>
-        <w:rPr>
-          <w:rFonts w:ascii="Times New Roman" w:hAnsi="Times New Roman" w:cs="Times New Roman"/>
-        </w:rPr>
-        <w:t>handles</w:t>
-      </w:r>
-      <w:proofErr w:type="gramEnd"/>
-      <w:r>
-        <w:rPr>
-          <w:rFonts w:ascii="Times New Roman" w:hAnsi="Times New Roman" w:cs="Times New Roman"/>
-        </w:rPr>
-        <w:t xml:space="preserve"> missing values, and provides feature importance. However, it may struggle with values outside training data and does not naturally account for time order. Therefore, lag and rolling features </w:t>
-      </w:r>
-      <w:proofErr w:type="gramStart"/>
-      <w:r>
-        <w:rPr>
-          <w:rFonts w:ascii="Times New Roman" w:hAnsi="Times New Roman" w:cs="Times New Roman"/>
-        </w:rPr>
-        <w:t>are needed (</w:t>
-      </w:r>
-      <w:proofErr w:type="spellStart"/>
-      <w:r>
-        <w:rPr>
-          <w:rFonts w:ascii="Times New Roman" w:hAnsi="Times New Roman" w:cs="Times New Roman"/>
-        </w:rPr>
-        <w:t>Tyralis</w:t>
-      </w:r>
-      <w:proofErr w:type="spellEnd"/>
-      <w:r>
-        <w:rPr>
-          <w:rFonts w:ascii="Times New Roman" w:hAnsi="Times New Roman" w:cs="Times New Roman"/>
-        </w:rPr>
-        <w:t xml:space="preserve"> &amp; Papacharalampous, 2017)</w:t>
-      </w:r>
-      <w:proofErr w:type="gramEnd"/>
-      <w:r>
-        <w:rPr>
-          <w:rFonts w:ascii="Times New Roman" w:hAnsi="Times New Roman" w:cs="Times New Roman"/>
-        </w:rPr>
-        <w:t>.</w:t>
+        <w:t>Random Forest is an ensemble method that builds multiple decision trees and averages their predictions (Breiman, 2001). It reduces overfitting, handles high-dimensional data, and captures non-linear relationships.</w:t>
+      </w:r>
+    </w:p>
+    <w:p>
+      <w:pPr>
+        <w:rPr>
+          <w:rFonts w:ascii="Times New Roman" w:hAnsi="Times New Roman" w:cs="Times New Roman"/>
+        </w:rPr>
+      </w:pPr>
+      <w:r>
+        <w:rPr>
+          <w:rFonts w:ascii="Times New Roman" w:hAnsi="Times New Roman" w:cs="Times New Roman"/>
+        </w:rPr>
+        <w:t>In stock prediction, it does not require specific data distributions, handles missing values, and provides feature importance. However, it may struggle with values outside training data and does not naturally account for time order. Therefore, lag and rolling features are needed (Tyralis &amp; Papacharalampous, 2017).</w:t>
       </w:r>
     </w:p>
     <w:p>
@@ -4769,7 +3571,7 @@
           <w:color w:val="auto"/>
         </w:rPr>
       </w:pPr>
-      <w:bookmarkStart w:id="13" w:name="_Toc227192218"/>
+      <w:bookmarkStart w:id="12" w:name="_Toc227192218"/>
       <w:r>
         <w:rPr>
           <w:rFonts w:ascii="Times New Roman" w:hAnsi="Times New Roman" w:cs="Times New Roman"/>
@@ -4789,7 +3591,7 @@
         </w:rPr>
         <w:t>METHODOLOGY</w:t>
       </w:r>
-      <w:bookmarkEnd w:id="13"/>
+      <w:bookmarkEnd w:id="12"/>
     </w:p>
     <w:p>
       <w:pPr>
@@ -4801,7 +3603,7 @@
           <w:color w:val="auto"/>
         </w:rPr>
       </w:pPr>
-      <w:bookmarkStart w:id="14" w:name="_Toc227192219"/>
+      <w:bookmarkStart w:id="13" w:name="_Toc227192219"/>
       <w:r>
         <w:rPr>
           <w:rFonts w:ascii="Times New Roman" w:hAnsi="Times New Roman" w:cs="Times New Roman"/>
@@ -4811,7 +3613,7 @@
         </w:rPr>
         <w:t>3.1 Data Collection</w:t>
       </w:r>
-      <w:bookmarkEnd w:id="14"/>
+      <w:bookmarkEnd w:id="13"/>
     </w:p>
     <w:p>
       <w:pPr>
@@ -4825,7 +3627,7 @@
         </w:rPr>
         <w:t>The dataset was downloaded from Yahoo Finance (</w:t>
       </w:r>
-      <w:hyperlink r:id="rId12" w:tgtFrame="_blank" w:history="1">
+      <w:hyperlink r:id="rId11" w:tgtFrame="_blank" w:history="1">
         <w:r>
           <w:rPr>
             <w:rStyle w:val="Hyperlink"/>
@@ -4943,7 +3745,7 @@
           <w:color w:val="auto"/>
         </w:rPr>
       </w:pPr>
-      <w:bookmarkStart w:id="15" w:name="_Toc227192220"/>
+      <w:bookmarkStart w:id="14" w:name="_Toc227192220"/>
       <w:r>
         <w:rPr>
           <w:rFonts w:ascii="Times New Roman" w:hAnsi="Times New Roman" w:cs="Times New Roman"/>
@@ -4953,7 +3755,7 @@
         </w:rPr>
         <w:t>3.2 Data Preprocessing</w:t>
       </w:r>
-      <w:bookmarkEnd w:id="15"/>
+      <w:bookmarkEnd w:id="14"/>
     </w:p>
     <w:p>
       <w:pPr>
@@ -4971,19 +3773,11 @@
         </w:rPr>
         <w:t xml:space="preserve">Converted the date column to datetime format </w:t>
       </w:r>
-      <w:proofErr w:type="gramStart"/>
-      <w:r>
-        <w:rPr>
-          <w:rFonts w:ascii="Times New Roman" w:hAnsi="Times New Roman" w:cs="Times New Roman"/>
-        </w:rPr>
-        <w:t>and also</w:t>
-      </w:r>
-      <w:proofErr w:type="gramEnd"/>
-      <w:r>
-        <w:rPr>
-          <w:rFonts w:ascii="Times New Roman" w:hAnsi="Times New Roman" w:cs="Times New Roman"/>
-        </w:rPr>
-        <w:t xml:space="preserve"> c</w:t>
+      <w:r>
+        <w:rPr>
+          <w:rFonts w:ascii="Times New Roman" w:hAnsi="Times New Roman" w:cs="Times New Roman"/>
+        </w:rPr>
+        <w:t>and also c</w:t>
       </w:r>
       <w:r>
         <w:rPr>
@@ -5024,16 +3818,8 @@
         <w:rPr>
           <w:rFonts w:ascii="Times New Roman" w:hAnsi="Times New Roman" w:cs="Times New Roman"/>
         </w:rPr>
-        <w:t xml:space="preserve"> Set business day ('B') frequency to ensure continuous trading </w:t>
-      </w:r>
-      <w:proofErr w:type="gramStart"/>
-      <w:r>
-        <w:rPr>
-          <w:rFonts w:ascii="Times New Roman" w:hAnsi="Times New Roman" w:cs="Times New Roman"/>
-        </w:rPr>
-        <w:t>days</w:t>
-      </w:r>
-      <w:proofErr w:type="gramEnd"/>
+        <w:t> Set business day ('B') frequency to ensure continuous trading days</w:t>
+      </w:r>
     </w:p>
     <w:p>
       <w:pPr>
@@ -5045,33 +3831,11 @@
           <w:rFonts w:ascii="Times New Roman" w:hAnsi="Times New Roman" w:cs="Times New Roman"/>
         </w:rPr>
       </w:pPr>
-      <w:proofErr w:type="gramStart"/>
-      <w:r>
-        <w:rPr>
-          <w:rFonts w:ascii="Times New Roman" w:hAnsi="Times New Roman" w:cs="Times New Roman"/>
-        </w:rPr>
-        <w:t>Handled</w:t>
-      </w:r>
-      <w:proofErr w:type="gramEnd"/>
-      <w:r>
-        <w:rPr>
-          <w:rFonts w:ascii="Times New Roman" w:hAnsi="Times New Roman" w:cs="Times New Roman"/>
-        </w:rPr>
-        <w:t xml:space="preserve"> missing values using forward </w:t>
-      </w:r>
-      <w:proofErr w:type="gramStart"/>
-      <w:r>
-        <w:rPr>
-          <w:rFonts w:ascii="Times New Roman" w:hAnsi="Times New Roman" w:cs="Times New Roman"/>
-        </w:rPr>
-        <w:t>fill</w:t>
-      </w:r>
-      <w:proofErr w:type="gramEnd"/>
-      <w:r>
-        <w:rPr>
-          <w:rFonts w:ascii="Times New Roman" w:hAnsi="Times New Roman" w:cs="Times New Roman"/>
-        </w:rPr>
-        <w:t xml:space="preserve"> </w:t>
+      <w:r>
+        <w:rPr>
+          <w:rFonts w:ascii="Times New Roman" w:hAnsi="Times New Roman" w:cs="Times New Roman"/>
+        </w:rPr>
+        <w:t xml:space="preserve">Handled missing values using forward fill </w:t>
       </w:r>
     </w:p>
     <w:p>
@@ -5088,35 +3852,7 @@
         <w:rPr>
           <w:rFonts w:ascii="Times New Roman" w:hAnsi="Times New Roman" w:cs="Times New Roman"/>
         </w:rPr>
-        <w:t xml:space="preserve">Ensured data </w:t>
-      </w:r>
-      <w:proofErr w:type="gramStart"/>
-      <w:r>
-        <w:rPr>
-          <w:rFonts w:ascii="Times New Roman" w:hAnsi="Times New Roman" w:cs="Times New Roman"/>
-        </w:rPr>
-        <w:t>is structured</w:t>
-      </w:r>
-      <w:proofErr w:type="gramEnd"/>
-      <w:r>
-        <w:rPr>
-          <w:rFonts w:ascii="Times New Roman" w:hAnsi="Times New Roman" w:cs="Times New Roman"/>
-        </w:rPr>
-        <w:t xml:space="preserve"> for time series </w:t>
-      </w:r>
-      <w:proofErr w:type="gramStart"/>
-      <w:r>
-        <w:rPr>
-          <w:rFonts w:ascii="Times New Roman" w:hAnsi="Times New Roman" w:cs="Times New Roman"/>
-        </w:rPr>
-        <w:t>analysis</w:t>
-      </w:r>
-      <w:proofErr w:type="gramEnd"/>
-      <w:r>
-        <w:rPr>
-          <w:rFonts w:ascii="Times New Roman" w:hAnsi="Times New Roman" w:cs="Times New Roman"/>
-        </w:rPr>
-        <w:t xml:space="preserve"> </w:t>
+        <w:t xml:space="preserve">Ensured data is structured for time series analysis </w:t>
       </w:r>
     </w:p>
     <w:p>
@@ -5129,7 +3865,7 @@
           <w:color w:val="auto"/>
         </w:rPr>
       </w:pPr>
-      <w:bookmarkStart w:id="16" w:name="_Toc227192221"/>
+      <w:bookmarkStart w:id="15" w:name="_Toc227192221"/>
       <w:r>
         <w:rPr>
           <w:rFonts w:ascii="Times New Roman" w:hAnsi="Times New Roman" w:cs="Times New Roman"/>
@@ -5139,7 +3875,7 @@
         </w:rPr>
         <w:t>3.3 Exploratory Data Analysis</w:t>
       </w:r>
-      <w:bookmarkEnd w:id="16"/>
+      <w:bookmarkEnd w:id="15"/>
     </w:p>
     <w:p>
       <w:pPr>
@@ -5152,83 +3888,19 @@
         <w:rPr>
           <w:rFonts w:ascii="Times New Roman" w:hAnsi="Times New Roman" w:cs="Times New Roman"/>
         </w:rPr>
-        <w:t xml:space="preserve">The dataset </w:t>
-      </w:r>
-      <w:proofErr w:type="gramStart"/>
-      <w:r>
-        <w:rPr>
-          <w:rFonts w:ascii="Times New Roman" w:hAnsi="Times New Roman" w:cs="Times New Roman"/>
-        </w:rPr>
-        <w:t>was inspected</w:t>
-      </w:r>
-      <w:proofErr w:type="gramEnd"/>
-      <w:r>
-        <w:rPr>
-          <w:rFonts w:ascii="Times New Roman" w:hAnsi="Times New Roman" w:cs="Times New Roman"/>
-        </w:rPr>
-        <w:t xml:space="preserve"> </w:t>
-      </w:r>
-      <w:proofErr w:type="gramStart"/>
-      <w:r>
-        <w:rPr>
-          <w:rFonts w:ascii="Times New Roman" w:hAnsi="Times New Roman" w:cs="Times New Roman"/>
-        </w:rPr>
-        <w:t>using .head</w:t>
-      </w:r>
-      <w:proofErr w:type="gramEnd"/>
-      <w:r>
-        <w:rPr>
-          <w:rFonts w:ascii="Times New Roman" w:hAnsi="Times New Roman" w:cs="Times New Roman"/>
-        </w:rPr>
-        <w:t>() and .</w:t>
-      </w:r>
-      <w:proofErr w:type="gramStart"/>
-      <w:r>
-        <w:rPr>
-          <w:rFonts w:ascii="Times New Roman" w:hAnsi="Times New Roman" w:cs="Times New Roman"/>
-        </w:rPr>
-        <w:t>info(</w:t>
-      </w:r>
-      <w:proofErr w:type="gramEnd"/>
-      <w:r>
-        <w:rPr>
-          <w:rFonts w:ascii="Times New Roman" w:hAnsi="Times New Roman" w:cs="Times New Roman"/>
-        </w:rPr>
-        <w:t xml:space="preserve">) </w:t>
-      </w:r>
-      <w:proofErr w:type="gramStart"/>
-      <w:r>
-        <w:rPr>
-          <w:rFonts w:ascii="Times New Roman" w:hAnsi="Times New Roman" w:cs="Times New Roman"/>
-        </w:rPr>
-        <w:t>and also</w:t>
-      </w:r>
-      <w:proofErr w:type="gramEnd"/>
-      <w:r>
-        <w:rPr>
-          <w:rFonts w:ascii="Times New Roman" w:hAnsi="Times New Roman" w:cs="Times New Roman"/>
-        </w:rPr>
-        <w:t xml:space="preserve">, a </w:t>
-      </w:r>
-      <w:r>
-        <w:rPr>
-          <w:rFonts w:ascii="Times New Roman" w:hAnsi="Times New Roman" w:cs="Times New Roman"/>
-        </w:rPr>
-        <w:t xml:space="preserve">line plot of Tesla closing price </w:t>
-      </w:r>
-      <w:proofErr w:type="gramStart"/>
-      <w:r>
-        <w:rPr>
-          <w:rFonts w:ascii="Times New Roman" w:hAnsi="Times New Roman" w:cs="Times New Roman"/>
-        </w:rPr>
-        <w:t>was created</w:t>
-      </w:r>
-      <w:proofErr w:type="gramEnd"/>
-      <w:r>
-        <w:rPr>
-          <w:rFonts w:ascii="Times New Roman" w:hAnsi="Times New Roman" w:cs="Times New Roman"/>
-        </w:rPr>
-        <w:t xml:space="preserve"> to observe: </w:t>
+        <w:t xml:space="preserve">The dataset was inspected using .head() and .info() </w:t>
+      </w:r>
+      <w:r>
+        <w:rPr>
+          <w:rFonts w:ascii="Times New Roman" w:hAnsi="Times New Roman" w:cs="Times New Roman"/>
+        </w:rPr>
+        <w:t xml:space="preserve">and also, a </w:t>
+      </w:r>
+      <w:r>
+        <w:rPr>
+          <w:rFonts w:ascii="Times New Roman" w:hAnsi="Times New Roman" w:cs="Times New Roman"/>
+        </w:rPr>
+        <w:t xml:space="preserve">line plot of Tesla closing price was created to observe: </w:t>
       </w:r>
     </w:p>
     <w:p>
@@ -5362,7 +4034,7 @@
                           <a:avLst/>
                         </a:prstGeom>
                         <a:blipFill dpi="0" rotWithShape="1">
-                          <a:blip r:embed="rId13">
+                          <a:blip r:embed="rId12">
                             <a:extLst>
                               <a:ext uri="{28A0092B-C50C-407E-A947-70E740481C1C}">
                                 <a14:useLocalDpi xmlns:a14="http://schemas.microsoft.com/office/drawing/2010/main" val="0"/>
@@ -5548,8 +4220,8 @@
           <w:color w:val="auto"/>
         </w:rPr>
       </w:pPr>
-      <w:bookmarkStart w:id="17" w:name="_Toc226885971"/>
-      <w:bookmarkStart w:id="18" w:name="_Toc227192222"/>
+      <w:bookmarkStart w:id="16" w:name="_Toc226885971"/>
+      <w:bookmarkStart w:id="17" w:name="_Toc227192222"/>
       <w:r>
         <w:rPr>
           <w:rFonts w:ascii="Times New Roman" w:hAnsi="Times New Roman" w:cs="Times New Roman"/>
@@ -5577,7 +4249,7 @@
         </w:rPr>
         <w:t xml:space="preserve"> </w:t>
       </w:r>
-      <w:bookmarkEnd w:id="17"/>
+      <w:bookmarkEnd w:id="16"/>
       <w:r>
         <w:rPr>
           <w:rFonts w:ascii="Times New Roman" w:hAnsi="Times New Roman" w:cs="Times New Roman"/>
@@ -5587,117 +4259,19 @@
         </w:rPr>
         <w:t>Train-Test Split</w:t>
       </w:r>
-      <w:bookmarkEnd w:id="18"/>
-    </w:p>
-    <w:p>
-      <w:pPr>
-        <w:rPr>
-          <w:rFonts w:ascii="Times New Roman" w:hAnsi="Times New Roman" w:cs="Times New Roman"/>
-        </w:rPr>
-      </w:pPr>
-      <w:r>
-        <w:rPr>
-          <w:rFonts w:ascii="Times New Roman" w:hAnsi="Times New Roman" w:cs="Times New Roman"/>
-        </w:rPr>
-        <w:t xml:space="preserve">The dataset </w:t>
-      </w:r>
-      <w:proofErr w:type="gramStart"/>
-      <w:r>
-        <w:rPr>
-          <w:rFonts w:ascii="Times New Roman" w:hAnsi="Times New Roman" w:cs="Times New Roman"/>
-        </w:rPr>
-        <w:t>was split</w:t>
-      </w:r>
-      <w:proofErr w:type="gramEnd"/>
-      <w:r>
-        <w:rPr>
-          <w:rFonts w:ascii="Times New Roman" w:hAnsi="Times New Roman" w:cs="Times New Roman"/>
-        </w:rPr>
-        <w:t xml:space="preserve"> into two portions 80% of the data </w:t>
-      </w:r>
-      <w:proofErr w:type="gramStart"/>
-      <w:r>
-        <w:rPr>
-          <w:rFonts w:ascii="Times New Roman" w:hAnsi="Times New Roman" w:cs="Times New Roman"/>
-        </w:rPr>
-        <w:t>was used</w:t>
-      </w:r>
-      <w:proofErr w:type="gramEnd"/>
-      <w:r>
-        <w:rPr>
-          <w:rFonts w:ascii="Times New Roman" w:hAnsi="Times New Roman" w:cs="Times New Roman"/>
-        </w:rPr>
-        <w:t xml:space="preserve"> to train the model and the remaining 20% </w:t>
-      </w:r>
-      <w:proofErr w:type="gramStart"/>
-      <w:r>
-        <w:rPr>
-          <w:rFonts w:ascii="Times New Roman" w:hAnsi="Times New Roman" w:cs="Times New Roman"/>
-        </w:rPr>
-        <w:t>was used</w:t>
-      </w:r>
-      <w:proofErr w:type="gramEnd"/>
-      <w:r>
-        <w:rPr>
-          <w:rFonts w:ascii="Times New Roman" w:hAnsi="Times New Roman" w:cs="Times New Roman"/>
-        </w:rPr>
-        <w:t xml:space="preserve"> to </w:t>
-      </w:r>
-      <w:proofErr w:type="gramStart"/>
-      <w:r>
-        <w:rPr>
-          <w:rFonts w:ascii="Times New Roman" w:hAnsi="Times New Roman" w:cs="Times New Roman"/>
-        </w:rPr>
-        <w:t>test</w:t>
-      </w:r>
-      <w:proofErr w:type="gramEnd"/>
-      <w:r>
-        <w:rPr>
-          <w:rFonts w:ascii="Times New Roman" w:hAnsi="Times New Roman" w:cs="Times New Roman"/>
-        </w:rPr>
-        <w:t xml:space="preserve"> it. This split allows the model to learn patterns from historical data and then </w:t>
-      </w:r>
-      <w:proofErr w:type="gramStart"/>
-      <w:r>
-        <w:rPr>
-          <w:rFonts w:ascii="Times New Roman" w:hAnsi="Times New Roman" w:cs="Times New Roman"/>
-        </w:rPr>
-        <w:t>be evaluated</w:t>
-      </w:r>
-      <w:proofErr w:type="gramEnd"/>
-      <w:r>
-        <w:rPr>
-          <w:rFonts w:ascii="Times New Roman" w:hAnsi="Times New Roman" w:cs="Times New Roman"/>
-        </w:rPr>
-        <w:t xml:space="preserve"> on unseen data to assess its </w:t>
-      </w:r>
-      <w:proofErr w:type="spellStart"/>
-      <w:r>
-        <w:rPr>
-          <w:rFonts w:ascii="Times New Roman" w:hAnsi="Times New Roman" w:cs="Times New Roman"/>
-        </w:rPr>
-        <w:t>generalisation</w:t>
-      </w:r>
-      <w:proofErr w:type="spellEnd"/>
-      <w:r>
-        <w:rPr>
-          <w:rFonts w:ascii="Times New Roman" w:hAnsi="Times New Roman" w:cs="Times New Roman"/>
-        </w:rPr>
-        <w:t xml:space="preserve"> ability. The chronological order of the data </w:t>
-      </w:r>
-      <w:proofErr w:type="gramStart"/>
-      <w:r>
-        <w:rPr>
-          <w:rFonts w:ascii="Times New Roman" w:hAnsi="Times New Roman" w:cs="Times New Roman"/>
-        </w:rPr>
-        <w:t>was preserved</w:t>
-      </w:r>
-      <w:proofErr w:type="gramEnd"/>
-      <w:r>
-        <w:rPr>
-          <w:rFonts w:ascii="Times New Roman" w:hAnsi="Times New Roman" w:cs="Times New Roman"/>
-        </w:rPr>
-        <w:t xml:space="preserve"> during the split to maintain the temporal structure of the time series.</w:t>
+      <w:bookmarkEnd w:id="17"/>
+    </w:p>
+    <w:p>
+      <w:pPr>
+        <w:rPr>
+          <w:rFonts w:ascii="Times New Roman" w:hAnsi="Times New Roman" w:cs="Times New Roman"/>
+        </w:rPr>
+      </w:pPr>
+      <w:r>
+        <w:rPr>
+          <w:rFonts w:ascii="Times New Roman" w:hAnsi="Times New Roman" w:cs="Times New Roman"/>
+        </w:rPr>
+        <w:t>The dataset was split into two portions 80% of the data was used to train the model and the remaining 20% was used to test it. This split allows the model to learn patterns from historical data and then be evaluated on unseen data to assess its generalisation ability. The chronological order of the data was preserved during the split to maintain the temporal structure of the time series.</w:t>
       </w:r>
     </w:p>
     <w:p>
@@ -5710,7 +4284,7 @@
           <w:color w:val="auto"/>
         </w:rPr>
       </w:pPr>
-      <w:bookmarkStart w:id="19" w:name="_Toc227192223"/>
+      <w:bookmarkStart w:id="18" w:name="_Toc227192223"/>
       <w:r>
         <w:rPr>
           <w:rFonts w:ascii="Times New Roman" w:hAnsi="Times New Roman" w:cs="Times New Roman"/>
@@ -5718,53 +4292,21 @@
           <w:bCs/>
           <w:color w:val="auto"/>
         </w:rPr>
-        <w:t>3.</w:t>
-      </w:r>
-      <w:r>
-        <w:rPr>
-          <w:rFonts w:ascii="Times New Roman" w:hAnsi="Times New Roman" w:cs="Times New Roman"/>
-          <w:b/>
-          <w:bCs/>
-          <w:color w:val="auto"/>
-        </w:rPr>
-        <w:t>5</w:t>
-      </w:r>
-      <w:r>
-        <w:rPr>
-          <w:rFonts w:ascii="Times New Roman" w:hAnsi="Times New Roman" w:cs="Times New Roman"/>
-          <w:b/>
-          <w:bCs/>
-          <w:color w:val="auto"/>
-        </w:rPr>
-        <w:t xml:space="preserve"> Feature Engineering</w:t>
-      </w:r>
-      <w:bookmarkEnd w:id="19"/>
-    </w:p>
-    <w:p>
-      <w:pPr>
-        <w:rPr>
-          <w:rFonts w:ascii="Times New Roman" w:hAnsi="Times New Roman" w:cs="Times New Roman"/>
-        </w:rPr>
-      </w:pPr>
-      <w:r>
-        <w:rPr>
-          <w:rFonts w:ascii="Times New Roman" w:hAnsi="Times New Roman" w:cs="Times New Roman"/>
-        </w:rPr>
-        <w:t xml:space="preserve">Since stock data is time-based, the model cannot use raw values directly as inputs. The data </w:t>
-      </w:r>
-      <w:proofErr w:type="gramStart"/>
-      <w:r>
-        <w:rPr>
-          <w:rFonts w:ascii="Times New Roman" w:hAnsi="Times New Roman" w:cs="Times New Roman"/>
-        </w:rPr>
-        <w:t>was therefore transformed</w:t>
-      </w:r>
-      <w:proofErr w:type="gramEnd"/>
-      <w:r>
-        <w:rPr>
-          <w:rFonts w:ascii="Times New Roman" w:hAnsi="Times New Roman" w:cs="Times New Roman"/>
-        </w:rPr>
-        <w:t xml:space="preserve"> into a supervised learning format using the following feature engineering techniques:</w:t>
+        <w:t>3.5 Feature Engineering</w:t>
+      </w:r>
+      <w:bookmarkEnd w:id="18"/>
+    </w:p>
+    <w:p>
+      <w:pPr>
+        <w:rPr>
+          <w:rFonts w:ascii="Times New Roman" w:hAnsi="Times New Roman" w:cs="Times New Roman"/>
+        </w:rPr>
+      </w:pPr>
+      <w:r>
+        <w:rPr>
+          <w:rFonts w:ascii="Times New Roman" w:hAnsi="Times New Roman" w:cs="Times New Roman"/>
+        </w:rPr>
+        <w:t>Since stock data is time-based, the model cannot use raw values directly as inputs. The data was therefore transformed into a supervised learning format using the following feature engineering techniques:</w:t>
       </w:r>
     </w:p>
     <w:p>
@@ -5792,21 +4334,7 @@
         <w:rPr>
           <w:rFonts w:ascii="Times New Roman" w:hAnsi="Times New Roman" w:cs="Times New Roman"/>
         </w:rPr>
-        <w:t xml:space="preserve">Past values of the closing price </w:t>
-      </w:r>
-      <w:proofErr w:type="gramStart"/>
-      <w:r>
-        <w:rPr>
-          <w:rFonts w:ascii="Times New Roman" w:hAnsi="Times New Roman" w:cs="Times New Roman"/>
-        </w:rPr>
-        <w:t>were added</w:t>
-      </w:r>
-      <w:proofErr w:type="gramEnd"/>
-      <w:r>
-        <w:rPr>
-          <w:rFonts w:ascii="Times New Roman" w:hAnsi="Times New Roman" w:cs="Times New Roman"/>
-        </w:rPr>
-        <w:t xml:space="preserve"> as input features. These lag features provide the model with information about previous market behavior</w:t>
+        <w:t>Past values of the closing price were added as input features. These lag features provide the model with information about previous market behavior</w:t>
       </w:r>
       <w:r>
         <w:rPr>
@@ -5881,35 +4409,7 @@
         <w:rPr>
           <w:rFonts w:ascii="Times New Roman" w:hAnsi="Times New Roman" w:cs="Times New Roman"/>
         </w:rPr>
-        <w:t>Additional lags up to lag_</w:t>
-      </w:r>
-      <w:proofErr w:type="gramStart"/>
-      <w:r>
-        <w:rPr>
-          <w:rFonts w:ascii="Times New Roman" w:hAnsi="Times New Roman" w:cs="Times New Roman"/>
-        </w:rPr>
-        <w:t>30</w:t>
-      </w:r>
-      <w:proofErr w:type="gramEnd"/>
-      <w:r>
-        <w:rPr>
-          <w:rFonts w:ascii="Times New Roman" w:hAnsi="Times New Roman" w:cs="Times New Roman"/>
-        </w:rPr>
-        <w:t xml:space="preserve"> </w:t>
-      </w:r>
-      <w:proofErr w:type="gramStart"/>
-      <w:r>
-        <w:rPr>
-          <w:rFonts w:ascii="Times New Roman" w:hAnsi="Times New Roman" w:cs="Times New Roman"/>
-        </w:rPr>
-        <w:t>were created</w:t>
-      </w:r>
-      <w:proofErr w:type="gramEnd"/>
-      <w:r>
-        <w:rPr>
-          <w:rFonts w:ascii="Times New Roman" w:hAnsi="Times New Roman" w:cs="Times New Roman"/>
-        </w:rPr>
-        <w:t xml:space="preserve"> to capture longer-term dependencies.</w:t>
+        <w:t>Additional lags up to lag_30 were created to capture longer-term dependencies.</w:t>
       </w:r>
     </w:p>
     <w:p>
@@ -5937,21 +4437,7 @@
         <w:rPr>
           <w:rFonts w:ascii="Times New Roman" w:hAnsi="Times New Roman" w:cs="Times New Roman"/>
         </w:rPr>
-        <w:t xml:space="preserve">Rolling statistical features </w:t>
-      </w:r>
-      <w:proofErr w:type="gramStart"/>
-      <w:r>
-        <w:rPr>
-          <w:rFonts w:ascii="Times New Roman" w:hAnsi="Times New Roman" w:cs="Times New Roman"/>
-        </w:rPr>
-        <w:t>were computed</w:t>
-      </w:r>
-      <w:proofErr w:type="gramEnd"/>
-      <w:r>
-        <w:rPr>
-          <w:rFonts w:ascii="Times New Roman" w:hAnsi="Times New Roman" w:cs="Times New Roman"/>
-        </w:rPr>
-        <w:t xml:space="preserve"> to help the model understand trends and variability over different time windows:</w:t>
+        <w:t>Rolling statistical features were computed to help the model understand trends and variability over different time windows:</w:t>
       </w:r>
     </w:p>
     <w:p>
@@ -5968,21 +4454,7 @@
         <w:rPr>
           <w:rFonts w:ascii="Times New Roman" w:hAnsi="Times New Roman" w:cs="Times New Roman"/>
         </w:rPr>
-        <w:t xml:space="preserve">7-day, 14-day, and 30-day rolling </w:t>
-      </w:r>
-      <w:proofErr w:type="gramStart"/>
-      <w:r>
-        <w:rPr>
-          <w:rFonts w:ascii="Times New Roman" w:hAnsi="Times New Roman" w:cs="Times New Roman"/>
-        </w:rPr>
-        <w:t>mean of</w:t>
-      </w:r>
-      <w:proofErr w:type="gramEnd"/>
-      <w:r>
-        <w:rPr>
-          <w:rFonts w:ascii="Times New Roman" w:hAnsi="Times New Roman" w:cs="Times New Roman"/>
-        </w:rPr>
-        <w:t xml:space="preserve"> the closing price.</w:t>
+        <w:t>7-day, 14-day, and 30-day rolling mean of the closing price.</w:t>
       </w:r>
     </w:p>
     <w:p>
@@ -6040,21 +4512,7 @@
         <w:rPr>
           <w:rFonts w:ascii="Times New Roman" w:hAnsi="Times New Roman" w:cs="Times New Roman"/>
         </w:rPr>
-        <w:t xml:space="preserve">Time-based features </w:t>
-      </w:r>
-      <w:proofErr w:type="gramStart"/>
-      <w:r>
-        <w:rPr>
-          <w:rFonts w:ascii="Times New Roman" w:hAnsi="Times New Roman" w:cs="Times New Roman"/>
-        </w:rPr>
-        <w:t>were extracted</w:t>
-      </w:r>
-      <w:proofErr w:type="gramEnd"/>
-      <w:r>
-        <w:rPr>
-          <w:rFonts w:ascii="Times New Roman" w:hAnsi="Times New Roman" w:cs="Times New Roman"/>
-        </w:rPr>
-        <w:t xml:space="preserve"> from the date index to capture temporal patterns that may repeat cyclically:</w:t>
+        <w:t>Time-based features were extracted from the date index to capture temporal patterns that may repeat cyclically:</w:t>
       </w:r>
     </w:p>
     <w:p>
@@ -6131,7 +4589,7 @@
           <w:color w:val="auto"/>
         </w:rPr>
       </w:pPr>
-      <w:bookmarkStart w:id="20" w:name="_Toc227192224"/>
+      <w:bookmarkStart w:id="19" w:name="_Toc227192224"/>
       <w:r>
         <w:rPr>
           <w:rFonts w:ascii="Times New Roman" w:hAnsi="Times New Roman" w:cs="Times New Roman"/>
@@ -6139,17 +4597,47 @@
           <w:bCs/>
           <w:color w:val="auto"/>
         </w:rPr>
-        <w:t>3.</w:t>
-      </w:r>
-      <w:r>
+        <w:t>3.6 Model Training</w:t>
+      </w:r>
+      <w:bookmarkEnd w:id="19"/>
+    </w:p>
+    <w:p>
+      <w:pPr>
+        <w:rPr>
+          <w:rFonts w:ascii="Times New Roman" w:hAnsi="Times New Roman" w:cs="Times New Roman"/>
+        </w:rPr>
+      </w:pPr>
+      <w:r>
+        <w:rPr>
+          <w:rFonts w:ascii="Times New Roman" w:hAnsi="Times New Roman" w:cs="Times New Roman"/>
+        </w:rPr>
+        <w:t>A Random Forest Regressor with 100 decision trees was trained using the engineered features created from the dataset. The features included past closing prices (lags), rolling statistics, and time-based variables. The model learned the relationship between these input features and the current closing price, allowing it to understand how earlier price movements and temporal patterns influence the present value.</w:t>
+      </w:r>
+    </w:p>
+    <w:p>
+      <w:pPr>
+        <w:rPr>
+          <w:rFonts w:ascii="Times New Roman" w:hAnsi="Times New Roman" w:cs="Times New Roman"/>
+        </w:rPr>
+      </w:pPr>
+      <w:r>
+        <w:rPr>
+          <w:rFonts w:ascii="Times New Roman" w:hAnsi="Times New Roman" w:cs="Times New Roman"/>
+        </w:rPr>
+        <w:t>The Random Forest algorithm builds multiple decision trees, each trained on a random subset of the data and features. The final prediction is the average of all individual tree predictions, which reduces variance and improves generalization.</w:t>
+      </w:r>
+    </w:p>
+    <w:p>
+      <w:pPr>
+        <w:pStyle w:val="Heading2"/>
         <w:rPr>
           <w:rFonts w:ascii="Times New Roman" w:hAnsi="Times New Roman" w:cs="Times New Roman"/>
           <w:b/>
           <w:bCs/>
           <w:color w:val="auto"/>
         </w:rPr>
-        <w:t>6</w:t>
-      </w:r>
+      </w:pPr>
+      <w:bookmarkStart w:id="20" w:name="_Toc227192225"/>
       <w:r>
         <w:rPr>
           <w:rFonts w:ascii="Times New Roman" w:hAnsi="Times New Roman" w:cs="Times New Roman"/>
@@ -6157,115 +4645,17 @@
           <w:bCs/>
           <w:color w:val="auto"/>
         </w:rPr>
-        <w:t xml:space="preserve"> Model Training</w:t>
-      </w:r>
-      <w:bookmarkEnd w:id="20"/>
-    </w:p>
-    <w:p>
-      <w:pPr>
-        <w:rPr>
-          <w:rFonts w:ascii="Times New Roman" w:hAnsi="Times New Roman" w:cs="Times New Roman"/>
-        </w:rPr>
-      </w:pPr>
-      <w:r>
-        <w:rPr>
-          <w:rFonts w:ascii="Times New Roman" w:hAnsi="Times New Roman" w:cs="Times New Roman"/>
-        </w:rPr>
-        <w:t xml:space="preserve">A Random Forest Regressor with </w:t>
-      </w:r>
-      <w:proofErr w:type="gramStart"/>
-      <w:r>
-        <w:rPr>
-          <w:rFonts w:ascii="Times New Roman" w:hAnsi="Times New Roman" w:cs="Times New Roman"/>
-        </w:rPr>
-        <w:t>100</w:t>
-      </w:r>
-      <w:proofErr w:type="gramEnd"/>
-      <w:r>
-        <w:rPr>
-          <w:rFonts w:ascii="Times New Roman" w:hAnsi="Times New Roman" w:cs="Times New Roman"/>
-        </w:rPr>
-        <w:t xml:space="preserve"> decision trees </w:t>
-      </w:r>
-      <w:proofErr w:type="gramStart"/>
-      <w:r>
-        <w:rPr>
-          <w:rFonts w:ascii="Times New Roman" w:hAnsi="Times New Roman" w:cs="Times New Roman"/>
-        </w:rPr>
-        <w:t>was trained</w:t>
-      </w:r>
-      <w:proofErr w:type="gramEnd"/>
-      <w:r>
-        <w:rPr>
-          <w:rFonts w:ascii="Times New Roman" w:hAnsi="Times New Roman" w:cs="Times New Roman"/>
-        </w:rPr>
-        <w:t xml:space="preserve"> using the engineered features created from the dataset. The features included past closing prices (lags), rolling statistics, and time-based variables. The model learned the relationship between these input features and the current closing price, allowing it to understand how earlier price movements and temporal patterns influence the present value.</w:t>
-      </w:r>
-    </w:p>
-    <w:p>
-      <w:pPr>
-        <w:rPr>
-          <w:rFonts w:ascii="Times New Roman" w:hAnsi="Times New Roman" w:cs="Times New Roman"/>
-        </w:rPr>
-      </w:pPr>
-      <w:r>
-        <w:rPr>
-          <w:rFonts w:ascii="Times New Roman" w:hAnsi="Times New Roman" w:cs="Times New Roman"/>
-        </w:rPr>
-        <w:t xml:space="preserve">The Random Forest algorithm builds multiple decision </w:t>
-      </w:r>
-      <w:proofErr w:type="gramStart"/>
-      <w:r>
-        <w:rPr>
-          <w:rFonts w:ascii="Times New Roman" w:hAnsi="Times New Roman" w:cs="Times New Roman"/>
-        </w:rPr>
-        <w:t>trees,</w:t>
-      </w:r>
-      <w:proofErr w:type="gramEnd"/>
-      <w:r>
-        <w:rPr>
-          <w:rFonts w:ascii="Times New Roman" w:hAnsi="Times New Roman" w:cs="Times New Roman"/>
-        </w:rPr>
-        <w:t xml:space="preserve"> each trained on a random subset of the data and features. The final prediction is the average of all individual </w:t>
-      </w:r>
-      <w:proofErr w:type="gramStart"/>
-      <w:r>
-        <w:rPr>
-          <w:rFonts w:ascii="Times New Roman" w:hAnsi="Times New Roman" w:cs="Times New Roman"/>
-        </w:rPr>
-        <w:t>tree</w:t>
-      </w:r>
-      <w:proofErr w:type="gramEnd"/>
-      <w:r>
-        <w:rPr>
-          <w:rFonts w:ascii="Times New Roman" w:hAnsi="Times New Roman" w:cs="Times New Roman"/>
-        </w:rPr>
-        <w:t xml:space="preserve"> predictions, which reduces variance and improves </w:t>
-      </w:r>
-      <w:r>
-        <w:rPr>
-          <w:rFonts w:ascii="Times New Roman" w:hAnsi="Times New Roman" w:cs="Times New Roman"/>
-        </w:rPr>
-        <w:t>generalization</w:t>
-      </w:r>
-      <w:r>
-        <w:rPr>
-          <w:rFonts w:ascii="Times New Roman" w:hAnsi="Times New Roman" w:cs="Times New Roman"/>
-        </w:rPr>
-        <w:t>.</w:t>
-      </w:r>
-    </w:p>
-    <w:p>
-      <w:pPr>
-        <w:pStyle w:val="Heading2"/>
+        <w:t>3.</w:t>
+      </w:r>
+      <w:r>
         <w:rPr>
           <w:rFonts w:ascii="Times New Roman" w:hAnsi="Times New Roman" w:cs="Times New Roman"/>
           <w:b/>
           <w:bCs/>
           <w:color w:val="auto"/>
         </w:rPr>
-      </w:pPr>
-      <w:bookmarkStart w:id="21" w:name="_Toc227192225"/>
+        <w:t>7</w:t>
+      </w:r>
       <w:r>
         <w:rPr>
           <w:rFonts w:ascii="Times New Roman" w:hAnsi="Times New Roman" w:cs="Times New Roman"/>
@@ -6273,88 +4663,21 @@
           <w:bCs/>
           <w:color w:val="auto"/>
         </w:rPr>
-        <w:t>3.</w:t>
-      </w:r>
-      <w:r>
-        <w:rPr>
-          <w:rFonts w:ascii="Times New Roman" w:hAnsi="Times New Roman" w:cs="Times New Roman"/>
-          <w:b/>
-          <w:bCs/>
-          <w:color w:val="auto"/>
-        </w:rPr>
-        <w:t>7</w:t>
-      </w:r>
-      <w:r>
-        <w:rPr>
-          <w:rFonts w:ascii="Times New Roman" w:hAnsi="Times New Roman" w:cs="Times New Roman"/>
-          <w:b/>
-          <w:bCs/>
-          <w:color w:val="auto"/>
-        </w:rPr>
         <w:t xml:space="preserve"> Model Evaluation</w:t>
       </w:r>
-      <w:bookmarkEnd w:id="21"/>
-    </w:p>
-    <w:p>
-      <w:pPr>
-        <w:rPr>
-          <w:rFonts w:ascii="Times New Roman" w:hAnsi="Times New Roman" w:cs="Times New Roman"/>
-        </w:rPr>
-      </w:pPr>
-      <w:r>
-        <w:rPr>
-          <w:rFonts w:ascii="Times New Roman" w:hAnsi="Times New Roman" w:cs="Times New Roman"/>
-        </w:rPr>
-        <w:t xml:space="preserve">The model </w:t>
-      </w:r>
-      <w:proofErr w:type="gramStart"/>
-      <w:r>
-        <w:rPr>
-          <w:rFonts w:ascii="Times New Roman" w:hAnsi="Times New Roman" w:cs="Times New Roman"/>
-        </w:rPr>
-        <w:t>was evaluated</w:t>
-      </w:r>
-      <w:proofErr w:type="gramEnd"/>
-      <w:r>
-        <w:rPr>
-          <w:rFonts w:ascii="Times New Roman" w:hAnsi="Times New Roman" w:cs="Times New Roman"/>
-        </w:rPr>
-        <w:t xml:space="preserve"> on the test set comprising the last 20% of the dataset. Predictions </w:t>
-      </w:r>
-      <w:proofErr w:type="gramStart"/>
-      <w:r>
-        <w:rPr>
-          <w:rFonts w:ascii="Times New Roman" w:hAnsi="Times New Roman" w:cs="Times New Roman"/>
-        </w:rPr>
-        <w:t>were made</w:t>
-      </w:r>
-      <w:proofErr w:type="gramEnd"/>
-      <w:r>
-        <w:rPr>
-          <w:rFonts w:ascii="Times New Roman" w:hAnsi="Times New Roman" w:cs="Times New Roman"/>
-        </w:rPr>
-        <w:t xml:space="preserve"> using a rolling approach, where each prediction </w:t>
-      </w:r>
-      <w:proofErr w:type="gramStart"/>
-      <w:r>
-        <w:rPr>
-          <w:rFonts w:ascii="Times New Roman" w:hAnsi="Times New Roman" w:cs="Times New Roman"/>
-        </w:rPr>
-        <w:t>was made</w:t>
-      </w:r>
-      <w:proofErr w:type="gramEnd"/>
-      <w:r>
-        <w:rPr>
-          <w:rFonts w:ascii="Times New Roman" w:hAnsi="Times New Roman" w:cs="Times New Roman"/>
-        </w:rPr>
-        <w:t xml:space="preserve"> step-by-step to simulate a </w:t>
-      </w:r>
-      <w:proofErr w:type="gramStart"/>
-      <w:r>
-        <w:rPr>
-          <w:rFonts w:ascii="Times New Roman" w:hAnsi="Times New Roman" w:cs="Times New Roman"/>
-        </w:rPr>
-        <w:t>real</w:t>
+      <w:bookmarkEnd w:id="20"/>
+    </w:p>
+    <w:p>
+      <w:pPr>
+        <w:rPr>
+          <w:rFonts w:ascii="Times New Roman" w:hAnsi="Times New Roman" w:cs="Times New Roman"/>
+        </w:rPr>
+      </w:pPr>
+      <w:r>
+        <w:rPr>
+          <w:rFonts w:ascii="Times New Roman" w:hAnsi="Times New Roman" w:cs="Times New Roman"/>
+        </w:rPr>
+        <w:t>The model was evaluated on the test set comprising the last 20% of the dataset. Predictions were made using a rolling approach, where each prediction was made step-by-step to simulate a real</w:t>
       </w:r>
       <w:r>
         <w:rPr>
@@ -6367,55 +4690,20 @@
           <w:rFonts w:ascii="Times New Roman" w:hAnsi="Times New Roman" w:cs="Times New Roman"/>
         </w:rPr>
         <w:lastRenderedPageBreak/>
-        <w:t>world</w:t>
-      </w:r>
-      <w:proofErr w:type="gramEnd"/>
-      <w:r>
-        <w:rPr>
-          <w:rFonts w:ascii="Times New Roman" w:hAnsi="Times New Roman" w:cs="Times New Roman"/>
-        </w:rPr>
-        <w:t xml:space="preserve"> forecasting scenario. The predicted prices </w:t>
-      </w:r>
-      <w:proofErr w:type="gramStart"/>
-      <w:r>
-        <w:rPr>
-          <w:rFonts w:ascii="Times New Roman" w:hAnsi="Times New Roman" w:cs="Times New Roman"/>
-        </w:rPr>
-        <w:t>were then compared</w:t>
-      </w:r>
-      <w:proofErr w:type="gramEnd"/>
-      <w:r>
-        <w:rPr>
-          <w:rFonts w:ascii="Times New Roman" w:hAnsi="Times New Roman" w:cs="Times New Roman"/>
-        </w:rPr>
-        <w:t xml:space="preserve"> to the actual closing prices to assess the model's accuracy.</w:t>
-      </w:r>
-    </w:p>
-    <w:p>
-      <w:pPr>
-        <w:rPr>
-          <w:rFonts w:ascii="Times New Roman" w:hAnsi="Times New Roman" w:cs="Times New Roman"/>
-        </w:rPr>
-      </w:pPr>
-      <w:r>
-        <w:rPr>
-          <w:rFonts w:ascii="Times New Roman" w:hAnsi="Times New Roman" w:cs="Times New Roman"/>
-        </w:rPr>
-        <w:t xml:space="preserve">Two standard performance metrics </w:t>
-      </w:r>
-      <w:proofErr w:type="gramStart"/>
-      <w:r>
-        <w:rPr>
-          <w:rFonts w:ascii="Times New Roman" w:hAnsi="Times New Roman" w:cs="Times New Roman"/>
-        </w:rPr>
-        <w:t>were used</w:t>
-      </w:r>
-      <w:proofErr w:type="gramEnd"/>
-      <w:r>
-        <w:rPr>
-          <w:rFonts w:ascii="Times New Roman" w:hAnsi="Times New Roman" w:cs="Times New Roman"/>
-        </w:rPr>
-        <w:t>:</w:t>
+        <w:t>world forecasting scenario. The predicted prices were then compared to the actual closing prices to assess the model's accuracy.</w:t>
+      </w:r>
+    </w:p>
+    <w:p>
+      <w:pPr>
+        <w:rPr>
+          <w:rFonts w:ascii="Times New Roman" w:hAnsi="Times New Roman" w:cs="Times New Roman"/>
+        </w:rPr>
+      </w:pPr>
+      <w:r>
+        <w:rPr>
+          <w:rFonts w:ascii="Times New Roman" w:hAnsi="Times New Roman" w:cs="Times New Roman"/>
+        </w:rPr>
+        <w:t>Two standard performance metrics were used:</w:t>
       </w:r>
     </w:p>
     <w:p>
@@ -6449,19 +4737,7 @@
         <w:rPr>
           <w:rFonts w:ascii="Times New Roman" w:hAnsi="Times New Roman" w:cs="Times New Roman"/>
         </w:rPr>
-        <w:t xml:space="preserve">Root Mean Squared Error (RMSE): The square root of the average of squared differences between predicted and actual values. RMSE </w:t>
-      </w:r>
-      <w:r>
-        <w:rPr>
-          <w:rFonts w:ascii="Times New Roman" w:hAnsi="Times New Roman" w:cs="Times New Roman"/>
-        </w:rPr>
-        <w:t>penalizes</w:t>
-      </w:r>
-      <w:r>
-        <w:rPr>
-          <w:rFonts w:ascii="Times New Roman" w:hAnsi="Times New Roman" w:cs="Times New Roman"/>
-        </w:rPr>
-        <w:t xml:space="preserve"> larger errors more heavily than MAE.</w:t>
+        <w:t>Root Mean Squared Error (RMSE): The square root of the average of squared differences between predicted and actual values. RMSE penalizes larger errors more heavily than MAE.</w:t>
       </w:r>
     </w:p>
     <w:p>
@@ -6474,7 +4750,7 @@
           <w:color w:val="auto"/>
         </w:rPr>
       </w:pPr>
-      <w:bookmarkStart w:id="22" w:name="_Toc227192226"/>
+      <w:bookmarkStart w:id="21" w:name="_Toc227192226"/>
       <w:r>
         <w:rPr>
           <w:rFonts w:ascii="Times New Roman" w:hAnsi="Times New Roman" w:cs="Times New Roman"/>
@@ -6502,75 +4778,19 @@
         </w:rPr>
         <w:t xml:space="preserve"> Forecasting Future Prices</w:t>
       </w:r>
-      <w:bookmarkEnd w:id="22"/>
-    </w:p>
-    <w:p>
-      <w:pPr>
-        <w:rPr>
-          <w:rFonts w:ascii="Times New Roman" w:hAnsi="Times New Roman" w:cs="Times New Roman"/>
-        </w:rPr>
-      </w:pPr>
-      <w:r>
-        <w:rPr>
-          <w:rFonts w:ascii="Times New Roman" w:hAnsi="Times New Roman" w:cs="Times New Roman"/>
-        </w:rPr>
-        <w:t xml:space="preserve">After evaluation, the trained model </w:t>
-      </w:r>
-      <w:proofErr w:type="gramStart"/>
-      <w:r>
-        <w:rPr>
-          <w:rFonts w:ascii="Times New Roman" w:hAnsi="Times New Roman" w:cs="Times New Roman"/>
-        </w:rPr>
-        <w:t>was used</w:t>
-      </w:r>
-      <w:proofErr w:type="gramEnd"/>
-      <w:r>
-        <w:rPr>
-          <w:rFonts w:ascii="Times New Roman" w:hAnsi="Times New Roman" w:cs="Times New Roman"/>
-        </w:rPr>
-        <w:t xml:space="preserve"> to forecast Tesla stock prices for the next </w:t>
-      </w:r>
-      <w:proofErr w:type="gramStart"/>
-      <w:r>
-        <w:rPr>
-          <w:rFonts w:ascii="Times New Roman" w:hAnsi="Times New Roman" w:cs="Times New Roman"/>
-        </w:rPr>
-        <w:t>30</w:t>
-      </w:r>
-      <w:proofErr w:type="gramEnd"/>
-      <w:r>
-        <w:rPr>
-          <w:rFonts w:ascii="Times New Roman" w:hAnsi="Times New Roman" w:cs="Times New Roman"/>
-        </w:rPr>
-        <w:t xml:space="preserve"> business days beyond the end of the dataset. Future values </w:t>
-      </w:r>
-      <w:proofErr w:type="gramStart"/>
-      <w:r>
-        <w:rPr>
-          <w:rFonts w:ascii="Times New Roman" w:hAnsi="Times New Roman" w:cs="Times New Roman"/>
-        </w:rPr>
-        <w:t>were generated</w:t>
-      </w:r>
-      <w:proofErr w:type="gramEnd"/>
-      <w:r>
-        <w:rPr>
-          <w:rFonts w:ascii="Times New Roman" w:hAnsi="Times New Roman" w:cs="Times New Roman"/>
-        </w:rPr>
-        <w:t xml:space="preserve"> iteratively, where each predicted value </w:t>
-      </w:r>
-      <w:proofErr w:type="gramStart"/>
-      <w:r>
-        <w:rPr>
-          <w:rFonts w:ascii="Times New Roman" w:hAnsi="Times New Roman" w:cs="Times New Roman"/>
-        </w:rPr>
-        <w:t>was used</w:t>
-      </w:r>
-      <w:proofErr w:type="gramEnd"/>
-      <w:r>
-        <w:rPr>
-          <w:rFonts w:ascii="Times New Roman" w:hAnsi="Times New Roman" w:cs="Times New Roman"/>
-        </w:rPr>
-        <w:t xml:space="preserve"> as an input feature for the subsequent prediction. This rolling forecast approach allows the model to project into the future using its own predictions as inputs.</w:t>
+      <w:bookmarkEnd w:id="21"/>
+    </w:p>
+    <w:p>
+      <w:pPr>
+        <w:rPr>
+          <w:rFonts w:ascii="Times New Roman" w:hAnsi="Times New Roman" w:cs="Times New Roman"/>
+        </w:rPr>
+      </w:pPr>
+      <w:r>
+        <w:rPr>
+          <w:rFonts w:ascii="Times New Roman" w:hAnsi="Times New Roman" w:cs="Times New Roman"/>
+        </w:rPr>
+        <w:t>After evaluation, the trained model was used to forecast Tesla stock prices for the next 30 business days beyond the end of the dataset. Future values were generated iteratively, where each predicted value was used as an input feature for the subsequent prediction. This rolling forecast approach allows the model to project into the future using its own predictions as inputs.</w:t>
       </w:r>
     </w:p>
     <w:p>
@@ -6689,7 +4909,7 @@
           <w:color w:val="auto"/>
         </w:rPr>
       </w:pPr>
-      <w:bookmarkStart w:id="23" w:name="_Toc227192227"/>
+      <w:bookmarkStart w:id="22" w:name="_Toc227192227"/>
       <w:r>
         <w:rPr>
           <w:rFonts w:ascii="Times New Roman" w:hAnsi="Times New Roman" w:cs="Times New Roman"/>
@@ -6700,7 +4920,7 @@
         <w:lastRenderedPageBreak/>
         <w:t>CHAPTER 4: RESULTS AND DISCUSSION</w:t>
       </w:r>
-      <w:bookmarkEnd w:id="23"/>
+      <w:bookmarkEnd w:id="22"/>
     </w:p>
     <w:p>
       <w:pPr>
@@ -6712,8 +4932,8 @@
           <w:color w:val="auto"/>
         </w:rPr>
       </w:pPr>
-      <w:bookmarkStart w:id="24" w:name="_Toc226885977"/>
-      <w:bookmarkStart w:id="25" w:name="_Toc227192228"/>
+      <w:bookmarkStart w:id="23" w:name="_Toc226885977"/>
+      <w:bookmarkStart w:id="24" w:name="_Toc227192228"/>
       <w:r>
         <w:rPr>
           <w:rFonts w:ascii="Times New Roman" w:hAnsi="Times New Roman" w:cs="Times New Roman"/>
@@ -6732,8 +4952,8 @@
         </w:rPr>
         <w:t>Model Prediction Performance</w:t>
       </w:r>
+      <w:bookmarkEnd w:id="23"/>
       <w:bookmarkEnd w:id="24"/>
-      <w:bookmarkEnd w:id="25"/>
     </w:p>
     <w:p>
       <w:pPr>
@@ -6766,28 +4986,12 @@
         </w:rPr>
         <w:t xml:space="preserve">. </w:t>
       </w:r>
-      <w:proofErr w:type="gramStart"/>
-      <w:r>
-        <w:rPr>
-          <w:rFonts w:ascii="Times New Roman" w:hAnsi="Times New Roman" w:cs="Times New Roman"/>
-        </w:rPr>
-        <w:t>Some</w:t>
-      </w:r>
-      <w:proofErr w:type="gramEnd"/>
-      <w:r>
-        <w:rPr>
-          <w:rFonts w:ascii="Times New Roman" w:hAnsi="Times New Roman" w:cs="Times New Roman"/>
-        </w:rPr>
-        <w:t xml:space="preserve"> short-term fluctuations </w:t>
-      </w:r>
-      <w:proofErr w:type="gramStart"/>
-      <w:r>
-        <w:rPr>
-          <w:rFonts w:ascii="Times New Roman" w:hAnsi="Times New Roman" w:cs="Times New Roman"/>
-        </w:rPr>
-        <w:t>were not perfectly captured</w:t>
-      </w:r>
-      <w:proofErr w:type="gramEnd"/>
+      <w:r>
+        <w:rPr>
+          <w:rFonts w:ascii="Times New Roman" w:hAnsi="Times New Roman" w:cs="Times New Roman"/>
+        </w:rPr>
+        <w:t>Some short-term fluctuations were not perfectly captured</w:t>
+      </w:r>
       <w:r>
         <w:rPr>
           <w:rFonts w:ascii="Times New Roman" w:hAnsi="Times New Roman" w:cs="Times New Roman"/>
@@ -6798,21 +5002,7 @@
         <w:rPr>
           <w:rFonts w:ascii="Times New Roman" w:hAnsi="Times New Roman" w:cs="Times New Roman"/>
         </w:rPr>
-        <w:t xml:space="preserve">This </w:t>
-      </w:r>
-      <w:proofErr w:type="gramStart"/>
-      <w:r>
-        <w:rPr>
-          <w:rFonts w:ascii="Times New Roman" w:hAnsi="Times New Roman" w:cs="Times New Roman"/>
-        </w:rPr>
-        <w:t>is expected</w:t>
-      </w:r>
-      <w:proofErr w:type="gramEnd"/>
-      <w:r>
-        <w:rPr>
-          <w:rFonts w:ascii="Times New Roman" w:hAnsi="Times New Roman" w:cs="Times New Roman"/>
-        </w:rPr>
-        <w:t xml:space="preserve"> because</w:t>
+        <w:t>This is expected because</w:t>
       </w:r>
       <w:r>
         <w:rPr>
@@ -7124,14 +5314,7 @@
         <w:rPr>
           <w:rFonts w:ascii="Times New Roman" w:hAnsi="Times New Roman" w:cs="Times New Roman"/>
         </w:rPr>
-        <w:t xml:space="preserve">raph </w:t>
-      </w:r>
-      <w:proofErr w:type="gramStart"/>
-      <w:r>
-        <w:rPr>
-          <w:rFonts w:ascii="Times New Roman" w:hAnsi="Times New Roman" w:cs="Times New Roman"/>
-        </w:rPr>
-        <w:t>w</w:t>
+        <w:t>raph w</w:t>
       </w:r>
       <w:r>
         <w:rPr>
@@ -7143,14 +5326,7 @@
         <w:rPr>
           <w:rFonts w:ascii="Times New Roman" w:hAnsi="Times New Roman" w:cs="Times New Roman"/>
         </w:rPr>
-        <w:t xml:space="preserve"> plotted</w:t>
-      </w:r>
-      <w:proofErr w:type="gramEnd"/>
-      <w:r>
-        <w:rPr>
-          <w:rFonts w:ascii="Times New Roman" w:hAnsi="Times New Roman" w:cs="Times New Roman"/>
-        </w:rPr>
-        <w:t xml:space="preserve"> comparing</w:t>
+        <w:t xml:space="preserve"> plotted comparing</w:t>
       </w:r>
       <w:r>
         <w:rPr>
@@ -7295,8 +5471,8 @@
           <w:color w:val="auto"/>
         </w:rPr>
       </w:pPr>
-      <w:bookmarkStart w:id="26" w:name="_Toc226885978"/>
-      <w:bookmarkStart w:id="27" w:name="_Toc227192229"/>
+      <w:bookmarkStart w:id="25" w:name="_Toc226885978"/>
+      <w:bookmarkStart w:id="26" w:name="_Toc227192229"/>
       <w:r>
         <w:rPr>
           <w:rFonts w:ascii="Times New Roman" w:hAnsi="Times New Roman" w:cs="Times New Roman"/>
@@ -7325,8 +5501,8 @@
         </w:rPr>
         <w:t xml:space="preserve"> prediction</w:t>
       </w:r>
+      <w:bookmarkEnd w:id="25"/>
       <w:bookmarkEnd w:id="26"/>
-      <w:bookmarkEnd w:id="27"/>
     </w:p>
     <w:p>
       <w:pPr>
@@ -7339,35 +5515,7 @@
         <w:rPr>
           <w:rFonts w:ascii="Times New Roman" w:hAnsi="Times New Roman" w:cs="Times New Roman"/>
         </w:rPr>
-        <w:t xml:space="preserve">The model generated predictions for a future period spanning from April 10, </w:t>
-      </w:r>
-      <w:proofErr w:type="gramStart"/>
-      <w:r>
-        <w:rPr>
-          <w:rFonts w:ascii="Times New Roman" w:hAnsi="Times New Roman" w:cs="Times New Roman"/>
-        </w:rPr>
-        <w:t>2026</w:t>
-      </w:r>
-      <w:proofErr w:type="gramEnd"/>
-      <w:r>
-        <w:rPr>
-          <w:rFonts w:ascii="Times New Roman" w:hAnsi="Times New Roman" w:cs="Times New Roman"/>
-        </w:rPr>
-        <w:t xml:space="preserve"> to May 21, 2026, covering </w:t>
-      </w:r>
-      <w:proofErr w:type="gramStart"/>
-      <w:r>
-        <w:rPr>
-          <w:rFonts w:ascii="Times New Roman" w:hAnsi="Times New Roman" w:cs="Times New Roman"/>
-        </w:rPr>
-        <w:t>30</w:t>
-      </w:r>
-      <w:proofErr w:type="gramEnd"/>
-      <w:r>
-        <w:rPr>
-          <w:rFonts w:ascii="Times New Roman" w:hAnsi="Times New Roman" w:cs="Times New Roman"/>
-        </w:rPr>
-        <w:t xml:space="preserve"> business days.</w:t>
+        <w:t>The model generated predictions for a future period spanning from April 10, 2026 to May 21, 2026, covering 30 business days.</w:t>
       </w:r>
     </w:p>
     <w:p>
@@ -7381,21 +5529,7 @@
         <w:rPr>
           <w:rFonts w:ascii="Times New Roman" w:hAnsi="Times New Roman" w:cs="Times New Roman"/>
         </w:rPr>
-        <w:t xml:space="preserve">During this forecast period, the Random Forest model predicted that the stock price would range between $298.00 and $341.19. This indicates that the model expects the price to fluctuate within this interval over the specified </w:t>
-      </w:r>
-      <w:proofErr w:type="gramStart"/>
-      <w:r>
-        <w:rPr>
-          <w:rFonts w:ascii="Times New Roman" w:hAnsi="Times New Roman" w:cs="Times New Roman"/>
-        </w:rPr>
-        <w:t>time frame</w:t>
-      </w:r>
-      <w:proofErr w:type="gramEnd"/>
-      <w:r>
-        <w:rPr>
-          <w:rFonts w:ascii="Times New Roman" w:hAnsi="Times New Roman" w:cs="Times New Roman"/>
-        </w:rPr>
-        <w:t>.</w:t>
+        <w:t>During this forecast period, the Random Forest model predicted that the stock price would range between $298.00 and $341.19. This indicates that the model expects the price to fluctuate within this interval over the specified time frame.</w:t>
       </w:r>
     </w:p>
     <w:p>
@@ -7409,76 +5543,20 @@
         <w:rPr>
           <w:rFonts w:ascii="Times New Roman" w:hAnsi="Times New Roman" w:cs="Times New Roman"/>
         </w:rPr>
-        <w:t xml:space="preserve">However, it is important to note that stock prices </w:t>
-      </w:r>
-      <w:proofErr w:type="gramStart"/>
-      <w:r>
-        <w:rPr>
-          <w:rFonts w:ascii="Times New Roman" w:hAnsi="Times New Roman" w:cs="Times New Roman"/>
-        </w:rPr>
-        <w:t>are influenced</w:t>
-      </w:r>
-      <w:proofErr w:type="gramEnd"/>
-      <w:r>
-        <w:rPr>
-          <w:rFonts w:ascii="Times New Roman" w:hAnsi="Times New Roman" w:cs="Times New Roman"/>
-        </w:rPr>
-        <w:t xml:space="preserve"> by various external factors such as economic conditions, company performance, market news, and investor sentiment. Since these factors </w:t>
-      </w:r>
-      <w:proofErr w:type="gramStart"/>
-      <w:r>
-        <w:rPr>
-          <w:rFonts w:ascii="Times New Roman" w:hAnsi="Times New Roman" w:cs="Times New Roman"/>
-        </w:rPr>
-        <w:t>are not included</w:t>
-      </w:r>
-      <w:proofErr w:type="gramEnd"/>
-      <w:r>
-        <w:rPr>
-          <w:rFonts w:ascii="Times New Roman" w:hAnsi="Times New Roman" w:cs="Times New Roman"/>
-        </w:rPr>
-        <w:t xml:space="preserve"> in the model, they may affect the accuracy of the predictions and overall model performance.</w:t>
-      </w:r>
-    </w:p>
-    <w:p>
-      <w:pPr>
-        <w:rPr>
-          <w:rFonts w:ascii="Times New Roman" w:hAnsi="Times New Roman" w:cs="Times New Roman"/>
-        </w:rPr>
-      </w:pPr>
-      <w:r>
-        <w:rPr>
-          <w:rFonts w:ascii="Times New Roman" w:hAnsi="Times New Roman" w:cs="Times New Roman"/>
-        </w:rPr>
-        <w:t xml:space="preserve">A graph </w:t>
-      </w:r>
-      <w:proofErr w:type="gramStart"/>
-      <w:r>
-        <w:rPr>
-          <w:rFonts w:ascii="Times New Roman" w:hAnsi="Times New Roman" w:cs="Times New Roman"/>
-        </w:rPr>
-        <w:t>was plotted</w:t>
-      </w:r>
-      <w:proofErr w:type="gramEnd"/>
-      <w:r>
-        <w:rPr>
-          <w:rFonts w:ascii="Times New Roman" w:hAnsi="Times New Roman" w:cs="Times New Roman"/>
-        </w:rPr>
-        <w:t xml:space="preserve"> to show the prediction of the 30 days </w:t>
-      </w:r>
-      <w:proofErr w:type="gramStart"/>
-      <w:r>
-        <w:rPr>
-          <w:rFonts w:ascii="Times New Roman" w:hAnsi="Times New Roman" w:cs="Times New Roman"/>
-        </w:rPr>
-        <w:t>forecasting</w:t>
-      </w:r>
-      <w:proofErr w:type="gramEnd"/>
-      <w:r>
-        <w:rPr>
-          <w:rFonts w:ascii="Times New Roman" w:hAnsi="Times New Roman" w:cs="Times New Roman"/>
-        </w:rPr>
-        <w:t>:</w:t>
+        <w:t>However, it is important to note that stock prices are influenced by various external factors such as economic conditions, company performance, market news, and investor sentiment. Since these factors are not included in the model, they may affect the accuracy of the predictions and overall model performance.</w:t>
+      </w:r>
+    </w:p>
+    <w:p>
+      <w:pPr>
+        <w:rPr>
+          <w:rFonts w:ascii="Times New Roman" w:hAnsi="Times New Roman" w:cs="Times New Roman"/>
+        </w:rPr>
+      </w:pPr>
+      <w:r>
+        <w:rPr>
+          <w:rFonts w:ascii="Times New Roman" w:hAnsi="Times New Roman" w:cs="Times New Roman"/>
+        </w:rPr>
+        <w:t>A graph was plotted to show the prediction of the 30 days forecasting:</w:t>
       </w:r>
     </w:p>
     <w:p>
@@ -7683,7 +5761,7 @@
           <w:color w:val="auto"/>
         </w:rPr>
       </w:pPr>
-      <w:bookmarkStart w:id="28" w:name="_Toc227192230"/>
+      <w:bookmarkStart w:id="27" w:name="_Toc227192230"/>
       <w:r>
         <w:rPr>
           <w:rFonts w:ascii="Times New Roman" w:hAnsi="Times New Roman" w:cs="Times New Roman"/>
@@ -7711,143 +5789,45 @@
         </w:rPr>
         <w:t xml:space="preserve"> Discussion</w:t>
       </w:r>
-      <w:bookmarkEnd w:id="28"/>
-    </w:p>
-    <w:p>
-      <w:pPr>
-        <w:rPr>
-          <w:rFonts w:ascii="Times New Roman" w:hAnsi="Times New Roman" w:cs="Times New Roman"/>
-        </w:rPr>
-      </w:pPr>
-      <w:r>
-        <w:rPr>
-          <w:rFonts w:ascii="Times New Roman" w:hAnsi="Times New Roman" w:cs="Times New Roman"/>
-        </w:rPr>
-        <w:t xml:space="preserve">The results demonstrate that the Random Forest Regressor </w:t>
-      </w:r>
-      <w:proofErr w:type="gramStart"/>
-      <w:r>
-        <w:rPr>
-          <w:rFonts w:ascii="Times New Roman" w:hAnsi="Times New Roman" w:cs="Times New Roman"/>
-        </w:rPr>
-        <w:t>is capable of capturing</w:t>
-      </w:r>
-      <w:proofErr w:type="gramEnd"/>
-      <w:r>
-        <w:rPr>
-          <w:rFonts w:ascii="Times New Roman" w:hAnsi="Times New Roman" w:cs="Times New Roman"/>
-        </w:rPr>
-        <w:t xml:space="preserve"> the general trends in Tesla stock price data. The model performed well on the test set, with </w:t>
-      </w:r>
-      <w:proofErr w:type="gramStart"/>
-      <w:r>
-        <w:rPr>
-          <w:rFonts w:ascii="Times New Roman" w:hAnsi="Times New Roman" w:cs="Times New Roman"/>
-        </w:rPr>
-        <w:t>relatively low</w:t>
-      </w:r>
-      <w:proofErr w:type="gramEnd"/>
-      <w:r>
-        <w:rPr>
-          <w:rFonts w:ascii="Times New Roman" w:hAnsi="Times New Roman" w:cs="Times New Roman"/>
-        </w:rPr>
-        <w:t xml:space="preserve"> MAE and RMSE values. The 30-day forecast showed a predicted price range that is consistent with recent price movements, suggesting the model learned meaningful patterns from </w:t>
-      </w:r>
-      <w:proofErr w:type="gramStart"/>
-      <w:r>
-        <w:rPr>
-          <w:rFonts w:ascii="Times New Roman" w:hAnsi="Times New Roman" w:cs="Times New Roman"/>
-        </w:rPr>
-        <w:t>the historical</w:t>
-      </w:r>
-      <w:proofErr w:type="gramEnd"/>
-      <w:r>
-        <w:rPr>
-          <w:rFonts w:ascii="Times New Roman" w:hAnsi="Times New Roman" w:cs="Times New Roman"/>
-        </w:rPr>
-        <w:t xml:space="preserve"> data.</w:t>
-      </w:r>
-    </w:p>
-    <w:p>
-      <w:pPr>
-        <w:rPr>
-          <w:rFonts w:ascii="Times New Roman" w:hAnsi="Times New Roman" w:cs="Times New Roman"/>
-        </w:rPr>
-      </w:pPr>
-      <w:r>
-        <w:rPr>
-          <w:rFonts w:ascii="Times New Roman" w:hAnsi="Times New Roman" w:cs="Times New Roman"/>
-        </w:rPr>
-        <w:t xml:space="preserve">However, it is important to note </w:t>
-      </w:r>
-      <w:proofErr w:type="gramStart"/>
-      <w:r>
-        <w:rPr>
-          <w:rFonts w:ascii="Times New Roman" w:hAnsi="Times New Roman" w:cs="Times New Roman"/>
-        </w:rPr>
-        <w:t>several</w:t>
-      </w:r>
-      <w:proofErr w:type="gramEnd"/>
-      <w:r>
-        <w:rPr>
-          <w:rFonts w:ascii="Times New Roman" w:hAnsi="Times New Roman" w:cs="Times New Roman"/>
-        </w:rPr>
-        <w:t xml:space="preserve"> limitations. Stock prices </w:t>
-      </w:r>
-      <w:proofErr w:type="gramStart"/>
-      <w:r>
-        <w:rPr>
-          <w:rFonts w:ascii="Times New Roman" w:hAnsi="Times New Roman" w:cs="Times New Roman"/>
-        </w:rPr>
-        <w:t>are influenced</w:t>
-      </w:r>
-      <w:proofErr w:type="gramEnd"/>
-      <w:r>
-        <w:rPr>
-          <w:rFonts w:ascii="Times New Roman" w:hAnsi="Times New Roman" w:cs="Times New Roman"/>
-        </w:rPr>
-        <w:t xml:space="preserve"> by various external factors such as economic conditions, company performance, market news, regulatory changes, and investor sentiment. Since these factors </w:t>
-      </w:r>
-      <w:proofErr w:type="gramStart"/>
-      <w:r>
-        <w:rPr>
-          <w:rFonts w:ascii="Times New Roman" w:hAnsi="Times New Roman" w:cs="Times New Roman"/>
-        </w:rPr>
-        <w:t>are not included</w:t>
-      </w:r>
-      <w:proofErr w:type="gramEnd"/>
-      <w:r>
-        <w:rPr>
-          <w:rFonts w:ascii="Times New Roman" w:hAnsi="Times New Roman" w:cs="Times New Roman"/>
-        </w:rPr>
-        <w:t xml:space="preserve"> in the model, they may affect the accuracy of the predictions and overall model performance. The model relies solely on historical price patterns and derived features, which may not capture sudden market shifts caused by unforeseen events.</w:t>
-      </w:r>
-    </w:p>
-    <w:p>
-      <w:pPr>
-        <w:rPr>
-          <w:rFonts w:ascii="Times New Roman" w:hAnsi="Times New Roman" w:cs="Times New Roman"/>
-        </w:rPr>
-      </w:pPr>
-      <w:r>
-        <w:rPr>
-          <w:rFonts w:ascii="Times New Roman" w:hAnsi="Times New Roman" w:cs="Times New Roman"/>
-        </w:rPr>
-        <w:t xml:space="preserve">Additionally, the rolling forecast approach used for the 30-day prediction introduces cumulative errors, as each prediction depends on previous predicted values rather than actual observed values. This can lead to error propagation, where small inaccuracies in early predictions </w:t>
-      </w:r>
-      <w:proofErr w:type="gramStart"/>
-      <w:r>
-        <w:rPr>
-          <w:rFonts w:ascii="Times New Roman" w:hAnsi="Times New Roman" w:cs="Times New Roman"/>
-        </w:rPr>
-        <w:t>are amplified</w:t>
-      </w:r>
-      <w:proofErr w:type="gramEnd"/>
-      <w:r>
-        <w:rPr>
-          <w:rFonts w:ascii="Times New Roman" w:hAnsi="Times New Roman" w:cs="Times New Roman"/>
-        </w:rPr>
-        <w:t xml:space="preserve"> over time.</w:t>
+      <w:bookmarkEnd w:id="27"/>
+    </w:p>
+    <w:p>
+      <w:pPr>
+        <w:rPr>
+          <w:rFonts w:ascii="Times New Roman" w:hAnsi="Times New Roman" w:cs="Times New Roman"/>
+        </w:rPr>
+      </w:pPr>
+      <w:r>
+        <w:rPr>
+          <w:rFonts w:ascii="Times New Roman" w:hAnsi="Times New Roman" w:cs="Times New Roman"/>
+        </w:rPr>
+        <w:t>The results demonstrate that the Random Forest Regressor is capable of capturing the general trends in Tesla stock price data. The model performed well on the test set, with relatively low MAE and RMSE values. The 30-day forecast showed a predicted price range that is consistent with recent price movements, suggesting the model learned meaningful patterns from the historical data.</w:t>
+      </w:r>
+    </w:p>
+    <w:p>
+      <w:pPr>
+        <w:rPr>
+          <w:rFonts w:ascii="Times New Roman" w:hAnsi="Times New Roman" w:cs="Times New Roman"/>
+        </w:rPr>
+      </w:pPr>
+      <w:r>
+        <w:rPr>
+          <w:rFonts w:ascii="Times New Roman" w:hAnsi="Times New Roman" w:cs="Times New Roman"/>
+        </w:rPr>
+        <w:t>However, it is important to note several limitations. Stock prices are influenced by various external factors such as economic conditions, company performance, market news, regulatory changes, and investor sentiment. Since these factors are not included in the model, they may affect the accuracy of the predictions and overall model performance. The model relies solely on historical price patterns and derived features, which may not capture sudden market shifts caused by unforeseen events.</w:t>
+      </w:r>
+    </w:p>
+    <w:p>
+      <w:pPr>
+        <w:rPr>
+          <w:rFonts w:ascii="Times New Roman" w:hAnsi="Times New Roman" w:cs="Times New Roman"/>
+        </w:rPr>
+      </w:pPr>
+      <w:r>
+        <w:rPr>
+          <w:rFonts w:ascii="Times New Roman" w:hAnsi="Times New Roman" w:cs="Times New Roman"/>
+        </w:rPr>
+        <w:t>Additionally, the rolling forecast approach used for the 30-day prediction introduces cumulative errors, as each prediction depends on previous predicted values rather than actual observed values. This can lead to error propagation, where small inaccuracies in early predictions are amplified over time.</w:t>
       </w:r>
     </w:p>
     <w:p>
@@ -7950,7 +5930,7 @@
           <w:color w:val="auto"/>
         </w:rPr>
       </w:pPr>
-      <w:bookmarkStart w:id="29" w:name="_Toc227192231"/>
+      <w:bookmarkStart w:id="28" w:name="_Toc227192231"/>
       <w:r>
         <w:rPr>
           <w:rFonts w:ascii="Times New Roman" w:hAnsi="Times New Roman" w:cs="Times New Roman"/>
@@ -7961,7 +5941,7 @@
         <w:lastRenderedPageBreak/>
         <w:t>CHAPTER 5: CONCLUSION AND RECOMMENDATIONS</w:t>
       </w:r>
-      <w:bookmarkEnd w:id="29"/>
+      <w:bookmarkEnd w:id="28"/>
     </w:p>
     <w:p>
       <w:pPr>
@@ -7973,7 +5953,7 @@
           <w:color w:val="auto"/>
         </w:rPr>
       </w:pPr>
-      <w:bookmarkStart w:id="30" w:name="_Toc227192232"/>
+      <w:bookmarkStart w:id="29" w:name="_Toc227192232"/>
       <w:r>
         <w:rPr>
           <w:rFonts w:ascii="Times New Roman" w:hAnsi="Times New Roman" w:cs="Times New Roman"/>
@@ -7983,47 +5963,19 @@
         </w:rPr>
         <w:t>5.1 Conclusion</w:t>
       </w:r>
-      <w:bookmarkEnd w:id="30"/>
-    </w:p>
-    <w:p>
-      <w:pPr>
-        <w:rPr>
-          <w:rFonts w:ascii="Times New Roman" w:hAnsi="Times New Roman" w:cs="Times New Roman"/>
-        </w:rPr>
-      </w:pPr>
-      <w:r>
-        <w:rPr>
-          <w:rFonts w:ascii="Times New Roman" w:hAnsi="Times New Roman" w:cs="Times New Roman"/>
-        </w:rPr>
-        <w:t xml:space="preserve">This project successfully demonstrated how machine learning can </w:t>
-      </w:r>
-      <w:proofErr w:type="gramStart"/>
-      <w:r>
-        <w:rPr>
-          <w:rFonts w:ascii="Times New Roman" w:hAnsi="Times New Roman" w:cs="Times New Roman"/>
-        </w:rPr>
-        <w:t>be applied</w:t>
-      </w:r>
-      <w:proofErr w:type="gramEnd"/>
-      <w:r>
-        <w:rPr>
-          <w:rFonts w:ascii="Times New Roman" w:hAnsi="Times New Roman" w:cs="Times New Roman"/>
-        </w:rPr>
-        <w:t xml:space="preserve"> to stock market prediction using historical Tesla stock price data. The following key observations </w:t>
-      </w:r>
-      <w:proofErr w:type="gramStart"/>
-      <w:r>
-        <w:rPr>
-          <w:rFonts w:ascii="Times New Roman" w:hAnsi="Times New Roman" w:cs="Times New Roman"/>
-        </w:rPr>
-        <w:t>were made</w:t>
-      </w:r>
-      <w:proofErr w:type="gramEnd"/>
-      <w:r>
-        <w:rPr>
-          <w:rFonts w:ascii="Times New Roman" w:hAnsi="Times New Roman" w:cs="Times New Roman"/>
-        </w:rPr>
-        <w:t>:</w:t>
+      <w:bookmarkEnd w:id="29"/>
+    </w:p>
+    <w:p>
+      <w:pPr>
+        <w:rPr>
+          <w:rFonts w:ascii="Times New Roman" w:hAnsi="Times New Roman" w:cs="Times New Roman"/>
+        </w:rPr>
+      </w:pPr>
+      <w:r>
+        <w:rPr>
+          <w:rFonts w:ascii="Times New Roman" w:hAnsi="Times New Roman" w:cs="Times New Roman"/>
+        </w:rPr>
+        <w:t>This project successfully demonstrated how machine learning can be applied to stock market prediction using historical Tesla stock price data. The following key observations were made:</w:t>
       </w:r>
     </w:p>
     <w:p>
@@ -8040,35 +5992,7 @@
         <w:rPr>
           <w:rFonts w:ascii="Times New Roman" w:hAnsi="Times New Roman" w:cs="Times New Roman"/>
         </w:rPr>
-        <w:t xml:space="preserve">Stock data must </w:t>
-      </w:r>
-      <w:proofErr w:type="gramStart"/>
-      <w:r>
-        <w:rPr>
-          <w:rFonts w:ascii="Times New Roman" w:hAnsi="Times New Roman" w:cs="Times New Roman"/>
-        </w:rPr>
-        <w:t>be converted</w:t>
-      </w:r>
-      <w:proofErr w:type="gramEnd"/>
-      <w:r>
-        <w:rPr>
-          <w:rFonts w:ascii="Times New Roman" w:hAnsi="Times New Roman" w:cs="Times New Roman"/>
-        </w:rPr>
-        <w:t xml:space="preserve"> into a supervised learning format through feature engineering before it can </w:t>
-      </w:r>
-      <w:proofErr w:type="gramStart"/>
-      <w:r>
-        <w:rPr>
-          <w:rFonts w:ascii="Times New Roman" w:hAnsi="Times New Roman" w:cs="Times New Roman"/>
-        </w:rPr>
-        <w:t>be used</w:t>
-      </w:r>
-      <w:proofErr w:type="gramEnd"/>
-      <w:r>
-        <w:rPr>
-          <w:rFonts w:ascii="Times New Roman" w:hAnsi="Times New Roman" w:cs="Times New Roman"/>
-        </w:rPr>
-        <w:t xml:space="preserve"> with machine learning algorithms such as Random Forest.</w:t>
+        <w:t>Stock data must be converted into a supervised learning format through feature engineering before it can be used with machine learning algorithms such as Random Forest.</w:t>
       </w:r>
     </w:p>
     <w:p>
@@ -8119,21 +6043,7 @@
         <w:rPr>
           <w:rFonts w:ascii="Times New Roman" w:hAnsi="Times New Roman" w:cs="Times New Roman"/>
         </w:rPr>
-        <w:t xml:space="preserve">The model's predictions are more </w:t>
-      </w:r>
-      <w:proofErr w:type="gramStart"/>
-      <w:r>
-        <w:rPr>
-          <w:rFonts w:ascii="Times New Roman" w:hAnsi="Times New Roman" w:cs="Times New Roman"/>
-        </w:rPr>
-        <w:t>reliable</w:t>
-      </w:r>
-      <w:proofErr w:type="gramEnd"/>
-      <w:r>
-        <w:rPr>
-          <w:rFonts w:ascii="Times New Roman" w:hAnsi="Times New Roman" w:cs="Times New Roman"/>
-        </w:rPr>
-        <w:t xml:space="preserve"> for capturing overall trends than for predicting exact daily closing values.</w:t>
+        <w:t>The model's predictions are more reliable for capturing overall trends than for predicting exact daily closing values.</w:t>
       </w:r>
     </w:p>
     <w:p>
@@ -8182,7 +6092,7 @@
           <w:color w:val="auto"/>
         </w:rPr>
       </w:pPr>
-      <w:bookmarkStart w:id="31" w:name="_Toc227192233"/>
+      <w:bookmarkStart w:id="30" w:name="_Toc227192233"/>
       <w:r>
         <w:rPr>
           <w:rFonts w:ascii="Times New Roman" w:hAnsi="Times New Roman" w:cs="Times New Roman"/>
@@ -8192,7 +6102,7 @@
         </w:rPr>
         <w:t>5.2 Recommendations</w:t>
       </w:r>
-      <w:bookmarkEnd w:id="31"/>
+      <w:bookmarkEnd w:id="30"/>
     </w:p>
     <w:p>
       <w:pPr>
@@ -8225,21 +6135,7 @@
         <w:rPr>
           <w:rFonts w:ascii="Times New Roman" w:hAnsi="Times New Roman" w:cs="Times New Roman"/>
         </w:rPr>
-        <w:t xml:space="preserve">Explore other machine learning algorithms such as Long Short-Term Memory (LSTM) neural networks, which </w:t>
-      </w:r>
-      <w:proofErr w:type="gramStart"/>
-      <w:r>
-        <w:rPr>
-          <w:rFonts w:ascii="Times New Roman" w:hAnsi="Times New Roman" w:cs="Times New Roman"/>
-        </w:rPr>
-        <w:t>are specifically designed</w:t>
-      </w:r>
-      <w:proofErr w:type="gramEnd"/>
-      <w:r>
-        <w:rPr>
-          <w:rFonts w:ascii="Times New Roman" w:hAnsi="Times New Roman" w:cs="Times New Roman"/>
-        </w:rPr>
-        <w:t xml:space="preserve"> for sequential data and may better capture temporal dependencies.</w:t>
+        <w:t>Explore other machine learning algorithms such as Long Short-Term Memory (LSTM) neural networks, which are specifically designed for sequential data and may better capture temporal dependencies.</w:t>
       </w:r>
     </w:p>
     <w:p>
@@ -8256,21 +6152,7 @@
         <w:rPr>
           <w:rFonts w:ascii="Times New Roman" w:hAnsi="Times New Roman" w:cs="Times New Roman"/>
         </w:rPr>
-        <w:t xml:space="preserve">Compare the Random Forest model with other ensemble methods such as Gradient Boosting and </w:t>
-      </w:r>
-      <w:proofErr w:type="spellStart"/>
-      <w:r>
-        <w:rPr>
-          <w:rFonts w:ascii="Times New Roman" w:hAnsi="Times New Roman" w:cs="Times New Roman"/>
-        </w:rPr>
-        <w:t>XGBoost</w:t>
-      </w:r>
-      <w:proofErr w:type="spellEnd"/>
-      <w:r>
-        <w:rPr>
-          <w:rFonts w:ascii="Times New Roman" w:hAnsi="Times New Roman" w:cs="Times New Roman"/>
-        </w:rPr>
-        <w:t xml:space="preserve"> to determine which algorithm provides the best performance for stock price forecasting.</w:t>
+        <w:t>Compare the Random Forest model with other ensemble methods such as Gradient Boosting and XGBoost to determine which algorithm provides the best performance for stock price forecasting.</w:t>
       </w:r>
     </w:p>
     <w:p>
@@ -8307,7 +6189,7 @@
           <w:color w:val="auto"/>
         </w:rPr>
       </w:pPr>
-      <w:bookmarkStart w:id="32" w:name="_Toc227192234"/>
+      <w:bookmarkStart w:id="31" w:name="_Toc227192234"/>
       <w:r>
         <w:rPr>
           <w:rFonts w:ascii="Times New Roman" w:hAnsi="Times New Roman" w:cs="Times New Roman"/>
@@ -8318,7 +6200,7 @@
         <w:lastRenderedPageBreak/>
         <w:t>REFERENCES</w:t>
       </w:r>
-      <w:bookmarkEnd w:id="32"/>
+      <w:bookmarkEnd w:id="31"/>
     </w:p>
     <w:p>
       <w:pPr>
@@ -8328,16 +6210,11 @@
           <w:numId w:val="15"/>
         </w:numPr>
       </w:pPr>
-      <w:proofErr w:type="spellStart"/>
       <w:r>
         <w:t>B</w:t>
       </w:r>
       <w:r>
-        <w:t>reiman</w:t>
-      </w:r>
-      <w:proofErr w:type="spellEnd"/>
-      <w:r>
-        <w:t xml:space="preserve">, L. (2001). </w:t>
+        <w:t xml:space="preserve">reiman, L. (2001). </w:t>
       </w:r>
       <w:r>
         <w:rPr>
@@ -8402,13 +6279,8 @@
           <w:numId w:val="15"/>
         </w:numPr>
       </w:pPr>
-      <w:proofErr w:type="spellStart"/>
-      <w:r>
-        <w:t>Khaidem</w:t>
-      </w:r>
-      <w:proofErr w:type="spellEnd"/>
-      <w:r>
-        <w:t xml:space="preserve">, L., Saha, S., &amp; Dey, S. R. (2016). </w:t>
+      <w:r>
+        <w:t xml:space="preserve">Khaidem, L., Saha, S., &amp; Dey, S. R. (2016). </w:t>
       </w:r>
       <w:r>
         <w:rPr>
@@ -8488,27 +6360,6 @@
 </file>
 
 <file path=word/footer1.xml><?xml version="1.0" encoding="utf-8"?>
-<w:ftr xmlns:wpc="http://schemas.microsoft.com/office/word/2010/wordprocessingCanvas" xmlns:cx="http://schemas.microsoft.com/office/drawing/2014/chartex" xmlns:cx1="http://schemas.microsoft.com/office/drawing/2015/9/8/chartex" xmlns:cx2="http://schemas.microsoft.com/office/drawing/2015/10/21/chartex" xmlns:cx3="http://schemas.microsoft.com/office/drawing/2016/5/9/chartex" xmlns:cx4="http://schemas.microsoft.com/office/drawing/2016/5/10/chartex" xmlns:cx5="http://schemas.microsoft.com/office/drawing/2016/5/11/chartex" xmlns:cx6="http://schemas.microsoft.com/office/drawing/2016/5/12/chartex" xmlns:cx7="http://schemas.microsoft.com/office/drawing/2016/5/13/chartex" xmlns:cx8="http://schemas.microsoft.com/office/drawing/2016/5/14/chartex" xmlns:mc="http://schemas.openxmlformats.org/markup-compatibility/2006" xmlns:aink="http://schemas.microsoft.com/office/drawing/2016/ink" xmlns:am3d="http://schemas.microsoft.com/office/drawing/2017/model3d" xmlns:o="urn:schemas-microsoft-com:office:office" xmlns:oel="http://schemas.microsoft.com/office/2019/extlst" xmlns:r="http://schemas.openxmlformats.org/officeDocument/2006/relationships" xmlns:m="http://schemas.openxmlformats.org/officeDocument/2006/math" xmlns:v="urn:schemas-microsoft-com:vml" xmlns:wp14="http://schemas.microsoft.com/office/word/2010/wordprocessingDrawing" xmlns:wp="http://schemas.openxmlformats.org/drawingml/2006/wordprocessingDrawing" xmlns:w10="urn:schemas-microsoft-com:office:word" xmlns:w="http://schemas.openxmlformats.org/wordprocessingml/2006/main" xmlns:w14="http://schemas.microsoft.com/office/word/2010/wordml" xmlns:w15="http://schemas.microsoft.com/office/word/2012/wordml" xmlns:w16cex="http://schemas.microsoft.com/office/word/2018/wordml/cex" xmlns:w16cid="http://schemas.microsoft.com/office/word/2016/wordml/cid" xmlns:w16="http://schemas.microsoft.com/office/word/2018/wordml" xmlns:w16du="http://schemas.microsoft.com/office/word/2023/wordml/word16du" xmlns:w16sdtdh="http://schemas.microsoft.com/office/word/2020/wordml/sdtdatahash" xmlns:w16sdtfl="http://schemas.microsoft.com/office/word/2024/wordml/sdtformatlock" xmlns:w16se="http://schemas.microsoft.com/office/word/2015/wordml/symex" xmlns:wpg="http://schemas.microsoft.com/office/word/2010/wordprocessingGroup" xmlns:wpi="http://schemas.microsoft.com/office/word/2010/wordprocessingInk" xmlns:wne="http://schemas.microsoft.com/office/word/2006/wordml" xmlns:wps="http://schemas.microsoft.com/office/word/2010/wordprocessingShape" mc:Ignorable="w14 w15 w16se w16cid w16 w16cex w16sdtdh w16sdtfl w16du wp14">
-  <w:p>
-    <w:pPr>
-      <w:pStyle w:val="Footer"/>
-      <w:tabs>
-        <w:tab w:val="left" w:pos="5217"/>
-      </w:tabs>
-    </w:pPr>
-    <w:r>
-      <w:tab/>
-    </w:r>
-  </w:p>
-  <w:p>
-    <w:pPr>
-      <w:pStyle w:val="Footer"/>
-    </w:pPr>
-  </w:p>
-</w:ftr>
-</file>
-
-<file path=word/footer2.xml><?xml version="1.0" encoding="utf-8"?>
 <w:ftr xmlns:wpc="http://schemas.microsoft.com/office/word/2010/wordprocessingCanvas" xmlns:cx="http://schemas.microsoft.com/office/drawing/2014/chartex" xmlns:cx1="http://schemas.microsoft.com/office/drawing/2015/9/8/chartex" xmlns:cx2="http://schemas.microsoft.com/office/drawing/2015/10/21/chartex" xmlns:cx3="http://schemas.microsoft.com/office/drawing/2016/5/9/chartex" xmlns:cx4="http://schemas.microsoft.com/office/drawing/2016/5/10/chartex" xmlns:cx5="http://schemas.microsoft.com/office/drawing/2016/5/11/chartex" xmlns:cx6="http://schemas.microsoft.com/office/drawing/2016/5/12/chartex" xmlns:cx7="http://schemas.microsoft.com/office/drawing/2016/5/13/chartex" xmlns:cx8="http://schemas.microsoft.com/office/drawing/2016/5/14/chartex" xmlns:mc="http://schemas.openxmlformats.org/markup-compatibility/2006" xmlns:aink="http://schemas.microsoft.com/office/drawing/2016/ink" xmlns:am3d="http://schemas.microsoft.com/office/drawing/2017/model3d" xmlns:o="urn:schemas-microsoft-com:office:office" xmlns:oel="http://schemas.microsoft.com/office/2019/extlst" xmlns:r="http://schemas.openxmlformats.org/officeDocument/2006/relationships" xmlns:m="http://schemas.openxmlformats.org/officeDocument/2006/math" xmlns:v="urn:schemas-microsoft-com:vml" xmlns:wp14="http://schemas.microsoft.com/office/word/2010/wordprocessingDrawing" xmlns:wp="http://schemas.openxmlformats.org/drawingml/2006/wordprocessingDrawing" xmlns:w10="urn:schemas-microsoft-com:office:word" xmlns:w="http://schemas.openxmlformats.org/wordprocessingml/2006/main" xmlns:w14="http://schemas.microsoft.com/office/word/2010/wordml" xmlns:w15="http://schemas.microsoft.com/office/word/2012/wordml" xmlns:w16cex="http://schemas.microsoft.com/office/word/2018/wordml/cex" xmlns:w16cid="http://schemas.microsoft.com/office/word/2016/wordml/cid" xmlns:w16="http://schemas.microsoft.com/office/word/2018/wordml" xmlns:w16du="http://schemas.microsoft.com/office/word/2023/wordml/word16du" xmlns:w16sdtdh="http://schemas.microsoft.com/office/word/2020/wordml/sdtdatahash" xmlns:w16sdtfl="http://schemas.microsoft.com/office/word/2024/wordml/sdtformatlock" xmlns:w16se="http://schemas.microsoft.com/office/word/2015/wordml/symex" xmlns:wpg="http://schemas.microsoft.com/office/word/2010/wordprocessingGroup" xmlns:wpi="http://schemas.microsoft.com/office/word/2010/wordprocessingInk" xmlns:wne="http://schemas.microsoft.com/office/word/2006/wordml" xmlns:wps="http://schemas.microsoft.com/office/word/2010/wordprocessingShape" mc:Ignorable="w14 w15 w16se w16cid w16 w16cex w16sdtdh w16sdtfl w16du wp14">
   <w:p>
     <w:pPr>
@@ -8566,7 +6417,7 @@
 </w:ftr>
 </file>
 
-<file path=word/footer3.xml><?xml version="1.0" encoding="utf-8"?>
+<file path=word/footer2.xml><?xml version="1.0" encoding="utf-8"?>
 <w:ftr xmlns:wpc="http://schemas.microsoft.com/office/word/2010/wordprocessingCanvas" xmlns:cx="http://schemas.microsoft.com/office/drawing/2014/chartex" xmlns:cx1="http://schemas.microsoft.com/office/drawing/2015/9/8/chartex" xmlns:cx2="http://schemas.microsoft.com/office/drawing/2015/10/21/chartex" xmlns:cx3="http://schemas.microsoft.com/office/drawing/2016/5/9/chartex" xmlns:cx4="http://schemas.microsoft.com/office/drawing/2016/5/10/chartex" xmlns:cx5="http://schemas.microsoft.com/office/drawing/2016/5/11/chartex" xmlns:cx6="http://schemas.microsoft.com/office/drawing/2016/5/12/chartex" xmlns:cx7="http://schemas.microsoft.com/office/drawing/2016/5/13/chartex" xmlns:cx8="http://schemas.microsoft.com/office/drawing/2016/5/14/chartex" xmlns:mc="http://schemas.openxmlformats.org/markup-compatibility/2006" xmlns:aink="http://schemas.microsoft.com/office/drawing/2016/ink" xmlns:am3d="http://schemas.microsoft.com/office/drawing/2017/model3d" xmlns:o="urn:schemas-microsoft-com:office:office" xmlns:oel="http://schemas.microsoft.com/office/2019/extlst" xmlns:r="http://schemas.openxmlformats.org/officeDocument/2006/relationships" xmlns:m="http://schemas.openxmlformats.org/officeDocument/2006/math" xmlns:v="urn:schemas-microsoft-com:vml" xmlns:wp14="http://schemas.microsoft.com/office/word/2010/wordprocessingDrawing" xmlns:wp="http://schemas.openxmlformats.org/drawingml/2006/wordprocessingDrawing" xmlns:w10="urn:schemas-microsoft-com:office:word" xmlns:w="http://schemas.openxmlformats.org/wordprocessingml/2006/main" xmlns:w14="http://schemas.microsoft.com/office/word/2010/wordml" xmlns:w15="http://schemas.microsoft.com/office/word/2012/wordml" xmlns:w16cex="http://schemas.microsoft.com/office/word/2018/wordml/cex" xmlns:w16cid="http://schemas.microsoft.com/office/word/2016/wordml/cid" xmlns:w16="http://schemas.microsoft.com/office/word/2018/wordml" xmlns:w16du="http://schemas.microsoft.com/office/word/2023/wordml/word16du" xmlns:w16sdtdh="http://schemas.microsoft.com/office/word/2020/wordml/sdtdatahash" xmlns:w16sdtfl="http://schemas.microsoft.com/office/word/2024/wordml/sdtformatlock" xmlns:w16se="http://schemas.microsoft.com/office/word/2015/wordml/symex" xmlns:wpg="http://schemas.microsoft.com/office/word/2010/wordprocessingGroup" xmlns:wpi="http://schemas.microsoft.com/office/word/2010/wordprocessingInk" xmlns:wne="http://schemas.microsoft.com/office/word/2006/wordml" xmlns:wps="http://schemas.microsoft.com/office/word/2010/wordprocessingShape" mc:Ignorable="w14 w15 w16se w16cid w16 w16cex w16sdtdh w16sdtfl w16du wp14">
   <w:p>
     <w:pPr>
@@ -12286,6 +10137,7 @@
   <w:style w:type="character" w:default="1" w:styleId="DefaultParagraphFont">
     <w:name w:val="Default Paragraph Font"/>
     <w:uiPriority w:val="1"/>
+    <w:semiHidden/>
     <w:unhideWhenUsed/>
   </w:style>
   <w:style w:type="table" w:default="1" w:styleId="TableNormal">
